--- a/courses/foundations-constitutional-government/BUILD/unit5/deliverables/Unit5_Teacher_HowToUse_and_MTSS_Guide.docx
+++ b/courses/foundations-constitutional-government/BUILD/unit5/deliverables/Unit5_Teacher_HowToUse_and_MTSS_Guide.docx
@@ -118,7 +118,7 @@
     </w:p>
     <w:tbl>
       <w:tblPr>
-        <w:tblW w:type="dxa" w:w="9648"/>
+        <w:tblW w:type="dxa" w:w="9792"/>
         <w:tblBorders>
           <w:top w:val="single" w:color="auto" w:sz="4"/>
           <w:left w:val="single" w:color="auto" w:sz="4"/>
@@ -129,8 +129,8 @@
         </w:tblBorders>
       </w:tblPr>
       <w:tblGrid>
-        <w:gridCol w:w="2600"/>
-        <w:gridCol w:w="7048"/>
+        <w:gridCol w:w="2639"/>
+        <w:gridCol w:w="7153"/>
       </w:tblGrid>
       <w:tr>
         <w:trPr>
@@ -138,7 +138,7 @@
         </w:trPr>
         <w:tc>
           <w:tcPr>
-            <w:tcW w:type="dxa" w:w="2600"/>
+            <w:tcW w:type="dxa" w:w="2639"/>
             <w:tcBorders>
               <w:top w:val="single" w:color="D9D5C8" w:sz="4"/>
               <w:left w:val="single" w:color="D9D5C8" w:sz="4"/>
@@ -174,7 +174,7 @@
         </w:tc>
         <w:tc>
           <w:tcPr>
-            <w:tcW w:type="dxa" w:w="7048"/>
+            <w:tcW w:type="dxa" w:w="7153"/>
             <w:tcBorders>
               <w:top w:val="single" w:color="D9D5C8" w:sz="4"/>
               <w:left w:val="single" w:color="D9D5C8" w:sz="4"/>
@@ -212,7 +212,7 @@
       <w:tr>
         <w:tc>
           <w:tcPr>
-            <w:tcW w:type="dxa" w:w="2600"/>
+            <w:tcW w:type="dxa" w:w="2639"/>
             <w:tcBorders>
               <w:top w:val="single" w:color="D9D5C8" w:sz="4"/>
               <w:left w:val="single" w:color="D9D5C8" w:sz="4"/>
@@ -247,7 +247,7 @@
         </w:tc>
         <w:tc>
           <w:tcPr>
-            <w:tcW w:type="dxa" w:w="7048"/>
+            <w:tcW w:type="dxa" w:w="7153"/>
             <w:tcBorders>
               <w:top w:val="single" w:color="D9D5C8" w:sz="4"/>
               <w:left w:val="single" w:color="D9D5C8" w:sz="4"/>
@@ -284,7 +284,7 @@
       <w:tr>
         <w:tc>
           <w:tcPr>
-            <w:tcW w:type="dxa" w:w="2600"/>
+            <w:tcW w:type="dxa" w:w="2639"/>
             <w:tcBorders>
               <w:top w:val="single" w:color="D9D5C8" w:sz="4"/>
               <w:left w:val="single" w:color="D9D5C8" w:sz="4"/>
@@ -319,7 +319,7 @@
         </w:tc>
         <w:tc>
           <w:tcPr>
-            <w:tcW w:type="dxa" w:w="7048"/>
+            <w:tcW w:type="dxa" w:w="7153"/>
             <w:tcBorders>
               <w:top w:val="single" w:color="D9D5C8" w:sz="4"/>
               <w:left w:val="single" w:color="D9D5C8" w:sz="4"/>
@@ -356,7 +356,7 @@
       <w:tr>
         <w:tc>
           <w:tcPr>
-            <w:tcW w:type="dxa" w:w="2600"/>
+            <w:tcW w:type="dxa" w:w="2639"/>
             <w:tcBorders>
               <w:top w:val="single" w:color="D9D5C8" w:sz="4"/>
               <w:left w:val="single" w:color="D9D5C8" w:sz="4"/>
@@ -391,7 +391,7 @@
         </w:tc>
         <w:tc>
           <w:tcPr>
-            <w:tcW w:type="dxa" w:w="7048"/>
+            <w:tcW w:type="dxa" w:w="7153"/>
             <w:tcBorders>
               <w:top w:val="single" w:color="D9D5C8" w:sz="4"/>
               <w:left w:val="single" w:color="D9D5C8" w:sz="4"/>
@@ -428,7 +428,7 @@
       <w:tr>
         <w:tc>
           <w:tcPr>
-            <w:tcW w:type="dxa" w:w="2600"/>
+            <w:tcW w:type="dxa" w:w="2639"/>
             <w:tcBorders>
               <w:top w:val="single" w:color="D9D5C8" w:sz="4"/>
               <w:left w:val="single" w:color="D9D5C8" w:sz="4"/>
@@ -463,7 +463,7 @@
         </w:tc>
         <w:tc>
           <w:tcPr>
-            <w:tcW w:type="dxa" w:w="7048"/>
+            <w:tcW w:type="dxa" w:w="7153"/>
             <w:tcBorders>
               <w:top w:val="single" w:color="D9D5C8" w:sz="4"/>
               <w:left w:val="single" w:color="D9D5C8" w:sz="4"/>
@@ -500,7 +500,7 @@
       <w:tr>
         <w:tc>
           <w:tcPr>
-            <w:tcW w:type="dxa" w:w="2600"/>
+            <w:tcW w:type="dxa" w:w="2639"/>
             <w:tcBorders>
               <w:top w:val="single" w:color="D9D5C8" w:sz="4"/>
               <w:left w:val="single" w:color="D9D5C8" w:sz="4"/>
@@ -535,7 +535,7 @@
         </w:tc>
         <w:tc>
           <w:tcPr>
-            <w:tcW w:type="dxa" w:w="7048"/>
+            <w:tcW w:type="dxa" w:w="7153"/>
             <w:tcBorders>
               <w:top w:val="single" w:color="D9D5C8" w:sz="4"/>
               <w:left w:val="single" w:color="D9D5C8" w:sz="4"/>
@@ -572,7 +572,7 @@
       <w:tr>
         <w:tc>
           <w:tcPr>
-            <w:tcW w:type="dxa" w:w="2600"/>
+            <w:tcW w:type="dxa" w:w="2639"/>
             <w:tcBorders>
               <w:top w:val="single" w:color="D9D5C8" w:sz="4"/>
               <w:left w:val="single" w:color="D9D5C8" w:sz="4"/>
@@ -607,7 +607,7 @@
         </w:tc>
         <w:tc>
           <w:tcPr>
-            <w:tcW w:type="dxa" w:w="7048"/>
+            <w:tcW w:type="dxa" w:w="7153"/>
             <w:tcBorders>
               <w:top w:val="single" w:color="D9D5C8" w:sz="4"/>
               <w:left w:val="single" w:color="D9D5C8" w:sz="4"/>
@@ -664,7 +664,7 @@
     </w:p>
     <w:tbl>
       <w:tblPr>
-        <w:tblW w:type="dxa" w:w="9648"/>
+        <w:tblW w:type="dxa" w:w="9792"/>
         <w:tblBorders>
           <w:top w:val="single" w:color="auto" w:sz="4"/>
           <w:left w:val="single" w:color="auto" w:sz="4"/>
@@ -675,8 +675,8 @@
         </w:tblBorders>
       </w:tblPr>
       <w:tblGrid>
-        <w:gridCol w:w="3000"/>
-        <w:gridCol w:w="6648"/>
+        <w:gridCol w:w="3045"/>
+        <w:gridCol w:w="6747"/>
       </w:tblGrid>
       <w:tr>
         <w:trPr>
@@ -684,7 +684,7 @@
         </w:trPr>
         <w:tc>
           <w:tcPr>
-            <w:tcW w:type="dxa" w:w="3000"/>
+            <w:tcW w:type="dxa" w:w="3045"/>
             <w:tcBorders>
               <w:top w:val="single" w:color="D9D5C8" w:sz="4"/>
               <w:left w:val="single" w:color="D9D5C8" w:sz="4"/>
@@ -720,7 +720,7 @@
         </w:tc>
         <w:tc>
           <w:tcPr>
-            <w:tcW w:type="dxa" w:w="6648"/>
+            <w:tcW w:type="dxa" w:w="6747"/>
             <w:tcBorders>
               <w:top w:val="single" w:color="D9D5C8" w:sz="4"/>
               <w:left w:val="single" w:color="D9D5C8" w:sz="4"/>
@@ -758,7 +758,7 @@
       <w:tr>
         <w:tc>
           <w:tcPr>
-            <w:tcW w:type="dxa" w:w="3000"/>
+            <w:tcW w:type="dxa" w:w="3045"/>
             <w:tcBorders>
               <w:top w:val="single" w:color="D9D5C8" w:sz="4"/>
               <w:left w:val="single" w:color="D9D5C8" w:sz="4"/>
@@ -793,7 +793,7 @@
         </w:tc>
         <w:tc>
           <w:tcPr>
-            <w:tcW w:type="dxa" w:w="6648"/>
+            <w:tcW w:type="dxa" w:w="6747"/>
             <w:tcBorders>
               <w:top w:val="single" w:color="D9D5C8" w:sz="4"/>
               <w:left w:val="single" w:color="D9D5C8" w:sz="4"/>
@@ -830,7 +830,7 @@
       <w:tr>
         <w:tc>
           <w:tcPr>
-            <w:tcW w:type="dxa" w:w="3000"/>
+            <w:tcW w:type="dxa" w:w="3045"/>
             <w:tcBorders>
               <w:top w:val="single" w:color="D9D5C8" w:sz="4"/>
               <w:left w:val="single" w:color="D9D5C8" w:sz="4"/>
@@ -865,7 +865,7 @@
         </w:tc>
         <w:tc>
           <w:tcPr>
-            <w:tcW w:type="dxa" w:w="6648"/>
+            <w:tcW w:type="dxa" w:w="6747"/>
             <w:tcBorders>
               <w:top w:val="single" w:color="D9D5C8" w:sz="4"/>
               <w:left w:val="single" w:color="D9D5C8" w:sz="4"/>
@@ -902,7 +902,7 @@
       <w:tr>
         <w:tc>
           <w:tcPr>
-            <w:tcW w:type="dxa" w:w="3000"/>
+            <w:tcW w:type="dxa" w:w="3045"/>
             <w:tcBorders>
               <w:top w:val="single" w:color="D9D5C8" w:sz="4"/>
               <w:left w:val="single" w:color="D9D5C8" w:sz="4"/>
@@ -937,7 +937,7 @@
         </w:tc>
         <w:tc>
           <w:tcPr>
-            <w:tcW w:type="dxa" w:w="6648"/>
+            <w:tcW w:type="dxa" w:w="6747"/>
             <w:tcBorders>
               <w:top w:val="single" w:color="D9D5C8" w:sz="4"/>
               <w:left w:val="single" w:color="D9D5C8" w:sz="4"/>
@@ -974,7 +974,7 @@
       <w:tr>
         <w:tc>
           <w:tcPr>
-            <w:tcW w:type="dxa" w:w="3000"/>
+            <w:tcW w:type="dxa" w:w="3045"/>
             <w:tcBorders>
               <w:top w:val="single" w:color="D9D5C8" w:sz="4"/>
               <w:left w:val="single" w:color="D9D5C8" w:sz="4"/>
@@ -1009,7 +1009,7 @@
         </w:tc>
         <w:tc>
           <w:tcPr>
-            <w:tcW w:type="dxa" w:w="6648"/>
+            <w:tcW w:type="dxa" w:w="6747"/>
             <w:tcBorders>
               <w:top w:val="single" w:color="D9D5C8" w:sz="4"/>
               <w:left w:val="single" w:color="D9D5C8" w:sz="4"/>
@@ -1046,7 +1046,7 @@
       <w:tr>
         <w:tc>
           <w:tcPr>
-            <w:tcW w:type="dxa" w:w="3000"/>
+            <w:tcW w:type="dxa" w:w="3045"/>
             <w:tcBorders>
               <w:top w:val="single" w:color="D9D5C8" w:sz="4"/>
               <w:left w:val="single" w:color="D9D5C8" w:sz="4"/>
@@ -1081,7 +1081,7 @@
         </w:tc>
         <w:tc>
           <w:tcPr>
-            <w:tcW w:type="dxa" w:w="6648"/>
+            <w:tcW w:type="dxa" w:w="6747"/>
             <w:tcBorders>
               <w:top w:val="single" w:color="D9D5C8" w:sz="4"/>
               <w:left w:val="single" w:color="D9D5C8" w:sz="4"/>
@@ -1138,7 +1138,7 @@
     </w:p>
     <w:tbl>
       <w:tblPr>
-        <w:tblW w:type="dxa" w:w="9648"/>
+        <w:tblW w:type="dxa" w:w="9792"/>
         <w:tblBorders>
           <w:top w:val="single" w:color="auto" w:sz="4"/>
           <w:left w:val="single" w:color="auto" w:sz="4"/>
@@ -1149,9 +1149,9 @@
         </w:tblBorders>
       </w:tblPr>
       <w:tblGrid>
-        <w:gridCol w:w="1800"/>
-        <w:gridCol w:w="3200"/>
-        <w:gridCol w:w="4648"/>
+        <w:gridCol w:w="1827"/>
+        <w:gridCol w:w="3248"/>
+        <w:gridCol w:w="4717"/>
       </w:tblGrid>
       <w:tr>
         <w:trPr>
@@ -1159,7 +1159,7 @@
         </w:trPr>
         <w:tc>
           <w:tcPr>
-            <w:tcW w:type="dxa" w:w="1800"/>
+            <w:tcW w:type="dxa" w:w="1827"/>
             <w:tcBorders>
               <w:top w:val="single" w:color="D9D5C8" w:sz="4"/>
               <w:left w:val="single" w:color="D9D5C8" w:sz="4"/>
@@ -1195,7 +1195,7 @@
         </w:tc>
         <w:tc>
           <w:tcPr>
-            <w:tcW w:type="dxa" w:w="3200"/>
+            <w:tcW w:type="dxa" w:w="3248"/>
             <w:tcBorders>
               <w:top w:val="single" w:color="D9D5C8" w:sz="4"/>
               <w:left w:val="single" w:color="D9D5C8" w:sz="4"/>
@@ -1231,7 +1231,7 @@
         </w:tc>
         <w:tc>
           <w:tcPr>
-            <w:tcW w:type="dxa" w:w="4648"/>
+            <w:tcW w:type="dxa" w:w="4717"/>
             <w:tcBorders>
               <w:top w:val="single" w:color="D9D5C8" w:sz="4"/>
               <w:left w:val="single" w:color="D9D5C8" w:sz="4"/>
@@ -1269,7 +1269,7 @@
       <w:tr>
         <w:tc>
           <w:tcPr>
-            <w:tcW w:type="dxa" w:w="1800"/>
+            <w:tcW w:type="dxa" w:w="1827"/>
             <w:tcBorders>
               <w:top w:val="single" w:color="D9D5C8" w:sz="4"/>
               <w:left w:val="single" w:color="D9D5C8" w:sz="4"/>
@@ -1304,7 +1304,7 @@
         </w:tc>
         <w:tc>
           <w:tcPr>
-            <w:tcW w:type="dxa" w:w="3200"/>
+            <w:tcW w:type="dxa" w:w="3248"/>
             <w:tcBorders>
               <w:top w:val="single" w:color="D9D5C8" w:sz="4"/>
               <w:left w:val="single" w:color="D9D5C8" w:sz="4"/>
@@ -1339,7 +1339,7 @@
         </w:tc>
         <w:tc>
           <w:tcPr>
-            <w:tcW w:type="dxa" w:w="4648"/>
+            <w:tcW w:type="dxa" w:w="4717"/>
             <w:tcBorders>
               <w:top w:val="single" w:color="D9D5C8" w:sz="4"/>
               <w:left w:val="single" w:color="D9D5C8" w:sz="4"/>
@@ -1376,7 +1376,7 @@
       <w:tr>
         <w:tc>
           <w:tcPr>
-            <w:tcW w:type="dxa" w:w="1800"/>
+            <w:tcW w:type="dxa" w:w="1827"/>
             <w:tcBorders>
               <w:top w:val="single" w:color="D9D5C8" w:sz="4"/>
               <w:left w:val="single" w:color="D9D5C8" w:sz="4"/>
@@ -1411,7 +1411,7 @@
         </w:tc>
         <w:tc>
           <w:tcPr>
-            <w:tcW w:type="dxa" w:w="3200"/>
+            <w:tcW w:type="dxa" w:w="3248"/>
             <w:tcBorders>
               <w:top w:val="single" w:color="D9D5C8" w:sz="4"/>
               <w:left w:val="single" w:color="D9D5C8" w:sz="4"/>
@@ -1446,7 +1446,7 @@
         </w:tc>
         <w:tc>
           <w:tcPr>
-            <w:tcW w:type="dxa" w:w="4648"/>
+            <w:tcW w:type="dxa" w:w="4717"/>
             <w:tcBorders>
               <w:top w:val="single" w:color="D9D5C8" w:sz="4"/>
               <w:left w:val="single" w:color="D9D5C8" w:sz="4"/>
@@ -1483,7 +1483,7 @@
       <w:tr>
         <w:tc>
           <w:tcPr>
-            <w:tcW w:type="dxa" w:w="1800"/>
+            <w:tcW w:type="dxa" w:w="1827"/>
             <w:tcBorders>
               <w:top w:val="single" w:color="D9D5C8" w:sz="4"/>
               <w:left w:val="single" w:color="D9D5C8" w:sz="4"/>
@@ -1518,7 +1518,7 @@
         </w:tc>
         <w:tc>
           <w:tcPr>
-            <w:tcW w:type="dxa" w:w="3200"/>
+            <w:tcW w:type="dxa" w:w="3248"/>
             <w:tcBorders>
               <w:top w:val="single" w:color="D9D5C8" w:sz="4"/>
               <w:left w:val="single" w:color="D9D5C8" w:sz="4"/>
@@ -1553,7 +1553,7 @@
         </w:tc>
         <w:tc>
           <w:tcPr>
-            <w:tcW w:type="dxa" w:w="4648"/>
+            <w:tcW w:type="dxa" w:w="4717"/>
             <w:tcBorders>
               <w:top w:val="single" w:color="D9D5C8" w:sz="4"/>
               <w:left w:val="single" w:color="D9D5C8" w:sz="4"/>
@@ -1628,7 +1628,7 @@
     </w:p>
     <w:tbl>
       <w:tblPr>
-        <w:tblW w:type="dxa" w:w="9648"/>
+        <w:tblW w:type="dxa" w:w="9792"/>
         <w:tblBorders>
           <w:top w:val="single" w:color="auto" w:sz="4"/>
           <w:left w:val="single" w:color="auto" w:sz="4"/>
@@ -1639,12 +1639,12 @@
         </w:tblBorders>
       </w:tblPr>
       <w:tblGrid>
-        <w:gridCol w:w="9648"/>
+        <w:gridCol w:w="9792"/>
       </w:tblGrid>
       <w:tr>
         <w:tc>
           <w:tcPr>
-            <w:tcW w:type="dxa" w:w="9648"/>
+            <w:tcW w:type="dxa" w:w="9792"/>
             <w:tcBorders>
               <w:top w:val="single" w:color="D9D5C8" w:sz="4"/>
               <w:left w:val="single" w:color="D9D5C8" w:sz="4"/>
@@ -1720,7 +1720,7 @@
     </w:p>
     <w:tbl>
       <w:tblPr>
-        <w:tblW w:type="dxa" w:w="9648"/>
+        <w:tblW w:type="dxa" w:w="9792"/>
         <w:tblBorders>
           <w:top w:val="single" w:color="auto" w:sz="4"/>
           <w:left w:val="single" w:color="auto" w:sz="4"/>
@@ -1731,8 +1731,8 @@
         </w:tblBorders>
       </w:tblPr>
       <w:tblGrid>
-        <w:gridCol w:w="3400"/>
-        <w:gridCol w:w="6248"/>
+        <w:gridCol w:w="3451"/>
+        <w:gridCol w:w="6341"/>
       </w:tblGrid>
       <w:tr>
         <w:trPr>
@@ -1740,7 +1740,7 @@
         </w:trPr>
         <w:tc>
           <w:tcPr>
-            <w:tcW w:type="dxa" w:w="3400"/>
+            <w:tcW w:type="dxa" w:w="3451"/>
             <w:tcBorders>
               <w:top w:val="single" w:color="D9D5C8" w:sz="4"/>
               <w:left w:val="single" w:color="D9D5C8" w:sz="4"/>
@@ -1776,7 +1776,7 @@
         </w:tc>
         <w:tc>
           <w:tcPr>
-            <w:tcW w:type="dxa" w:w="6248"/>
+            <w:tcW w:type="dxa" w:w="6341"/>
             <w:tcBorders>
               <w:top w:val="single" w:color="D9D5C8" w:sz="4"/>
               <w:left w:val="single" w:color="D9D5C8" w:sz="4"/>
@@ -1814,7 +1814,7 @@
       <w:tr>
         <w:tc>
           <w:tcPr>
-            <w:tcW w:type="dxa" w:w="3400"/>
+            <w:tcW w:type="dxa" w:w="3451"/>
             <w:tcBorders>
               <w:top w:val="single" w:color="D9D5C8" w:sz="4"/>
               <w:left w:val="single" w:color="D9D5C8" w:sz="4"/>
@@ -1849,7 +1849,7 @@
         </w:tc>
         <w:tc>
           <w:tcPr>
-            <w:tcW w:type="dxa" w:w="6248"/>
+            <w:tcW w:type="dxa" w:w="6341"/>
             <w:tcBorders>
               <w:top w:val="single" w:color="D9D5C8" w:sz="4"/>
               <w:left w:val="single" w:color="D9D5C8" w:sz="4"/>
@@ -1886,7 +1886,7 @@
       <w:tr>
         <w:tc>
           <w:tcPr>
-            <w:tcW w:type="dxa" w:w="3400"/>
+            <w:tcW w:type="dxa" w:w="3451"/>
             <w:tcBorders>
               <w:top w:val="single" w:color="D9D5C8" w:sz="4"/>
               <w:left w:val="single" w:color="D9D5C8" w:sz="4"/>
@@ -1921,7 +1921,7 @@
         </w:tc>
         <w:tc>
           <w:tcPr>
-            <w:tcW w:type="dxa" w:w="6248"/>
+            <w:tcW w:type="dxa" w:w="6341"/>
             <w:tcBorders>
               <w:top w:val="single" w:color="D9D5C8" w:sz="4"/>
               <w:left w:val="single" w:color="D9D5C8" w:sz="4"/>
@@ -1958,7 +1958,7 @@
       <w:tr>
         <w:tc>
           <w:tcPr>
-            <w:tcW w:type="dxa" w:w="3400"/>
+            <w:tcW w:type="dxa" w:w="3451"/>
             <w:tcBorders>
               <w:top w:val="single" w:color="D9D5C8" w:sz="4"/>
               <w:left w:val="single" w:color="D9D5C8" w:sz="4"/>
@@ -1993,7 +1993,7 @@
         </w:tc>
         <w:tc>
           <w:tcPr>
-            <w:tcW w:type="dxa" w:w="6248"/>
+            <w:tcW w:type="dxa" w:w="6341"/>
             <w:tcBorders>
               <w:top w:val="single" w:color="D9D5C8" w:sz="4"/>
               <w:left w:val="single" w:color="D9D5C8" w:sz="4"/>
@@ -2030,7 +2030,7 @@
       <w:tr>
         <w:tc>
           <w:tcPr>
-            <w:tcW w:type="dxa" w:w="3400"/>
+            <w:tcW w:type="dxa" w:w="3451"/>
             <w:tcBorders>
               <w:top w:val="single" w:color="D9D5C8" w:sz="4"/>
               <w:left w:val="single" w:color="D9D5C8" w:sz="4"/>
@@ -2065,7 +2065,7 @@
         </w:tc>
         <w:tc>
           <w:tcPr>
-            <w:tcW w:type="dxa" w:w="6248"/>
+            <w:tcW w:type="dxa" w:w="6341"/>
             <w:tcBorders>
               <w:top w:val="single" w:color="D9D5C8" w:sz="4"/>
               <w:left w:val="single" w:color="D9D5C8" w:sz="4"/>
@@ -2102,7 +2102,7 @@
       <w:tr>
         <w:tc>
           <w:tcPr>
-            <w:tcW w:type="dxa" w:w="3400"/>
+            <w:tcW w:type="dxa" w:w="3451"/>
             <w:tcBorders>
               <w:top w:val="single" w:color="D9D5C8" w:sz="4"/>
               <w:left w:val="single" w:color="D9D5C8" w:sz="4"/>
@@ -2137,7 +2137,7 @@
         </w:tc>
         <w:tc>
           <w:tcPr>
-            <w:tcW w:type="dxa" w:w="6248"/>
+            <w:tcW w:type="dxa" w:w="6341"/>
             <w:tcBorders>
               <w:top w:val="single" w:color="D9D5C8" w:sz="4"/>
               <w:left w:val="single" w:color="D9D5C8" w:sz="4"/>
@@ -2232,7 +2232,7 @@
     </w:p>
     <w:tbl>
       <w:tblPr>
-        <w:tblW w:type="dxa" w:w="9648"/>
+        <w:tblW w:type="dxa" w:w="9792"/>
         <w:tblBorders>
           <w:top w:val="single" w:color="auto" w:sz="4"/>
           <w:left w:val="single" w:color="auto" w:sz="4"/>
@@ -2243,12 +2243,12 @@
         </w:tblBorders>
       </w:tblPr>
       <w:tblGrid>
-        <w:gridCol w:w="1400"/>
-        <w:gridCol w:w="1900"/>
-        <w:gridCol w:w="1900"/>
-        <w:gridCol w:w="1449"/>
-        <w:gridCol w:w="1500"/>
-        <w:gridCol w:w="1499"/>
+        <w:gridCol w:w="1421"/>
+        <w:gridCol w:w="1928"/>
+        <w:gridCol w:w="1928"/>
+        <w:gridCol w:w="1471"/>
+        <w:gridCol w:w="1522"/>
+        <w:gridCol w:w="1522"/>
       </w:tblGrid>
       <w:tr>
         <w:trPr>
@@ -2256,7 +2256,7 @@
         </w:trPr>
         <w:tc>
           <w:tcPr>
-            <w:tcW w:type="dxa" w:w="1400"/>
+            <w:tcW w:type="dxa" w:w="1421"/>
             <w:tcBorders>
               <w:top w:val="single" w:color="D9D5C8" w:sz="4"/>
               <w:left w:val="single" w:color="D9D5C8" w:sz="4"/>
@@ -2292,7 +2292,7 @@
         </w:tc>
         <w:tc>
           <w:tcPr>
-            <w:tcW w:type="dxa" w:w="1900"/>
+            <w:tcW w:type="dxa" w:w="1928"/>
             <w:tcBorders>
               <w:top w:val="single" w:color="D9D5C8" w:sz="4"/>
               <w:left w:val="single" w:color="D9D5C8" w:sz="4"/>
@@ -2328,7 +2328,7 @@
         </w:tc>
         <w:tc>
           <w:tcPr>
-            <w:tcW w:type="dxa" w:w="1900"/>
+            <w:tcW w:type="dxa" w:w="1928"/>
             <w:tcBorders>
               <w:top w:val="single" w:color="D9D5C8" w:sz="4"/>
               <w:left w:val="single" w:color="D9D5C8" w:sz="4"/>
@@ -2364,7 +2364,7 @@
         </w:tc>
         <w:tc>
           <w:tcPr>
-            <w:tcW w:type="dxa" w:w="1449"/>
+            <w:tcW w:type="dxa" w:w="1471"/>
             <w:tcBorders>
               <w:top w:val="single" w:color="D9D5C8" w:sz="4"/>
               <w:left w:val="single" w:color="D9D5C8" w:sz="4"/>
@@ -2400,7 +2400,7 @@
         </w:tc>
         <w:tc>
           <w:tcPr>
-            <w:tcW w:type="dxa" w:w="1500"/>
+            <w:tcW w:type="dxa" w:w="1522"/>
             <w:tcBorders>
               <w:top w:val="single" w:color="D9D5C8" w:sz="4"/>
               <w:left w:val="single" w:color="D9D5C8" w:sz="4"/>
@@ -2436,7 +2436,7 @@
         </w:tc>
         <w:tc>
           <w:tcPr>
-            <w:tcW w:type="dxa" w:w="1499"/>
+            <w:tcW w:type="dxa" w:w="1522"/>
             <w:tcBorders>
               <w:top w:val="single" w:color="D9D5C8" w:sz="4"/>
               <w:left w:val="single" w:color="D9D5C8" w:sz="4"/>
@@ -2474,7 +2474,7 @@
       <w:tr>
         <w:tc>
           <w:tcPr>
-            <w:tcW w:type="dxa" w:w="1400"/>
+            <w:tcW w:type="dxa" w:w="1421"/>
             <w:tcBorders>
               <w:top w:val="single" w:color="D9D5C8" w:sz="4"/>
               <w:left w:val="single" w:color="D9D5C8" w:sz="4"/>
@@ -2509,7 +2509,7 @@
         </w:tc>
         <w:tc>
           <w:tcPr>
-            <w:tcW w:type="dxa" w:w="1900"/>
+            <w:tcW w:type="dxa" w:w="1928"/>
             <w:tcBorders>
               <w:top w:val="single" w:color="D9D5C8" w:sz="4"/>
               <w:left w:val="single" w:color="D9D5C8" w:sz="4"/>
@@ -2544,7 +2544,7 @@
         </w:tc>
         <w:tc>
           <w:tcPr>
-            <w:tcW w:type="dxa" w:w="1900"/>
+            <w:tcW w:type="dxa" w:w="1928"/>
             <w:tcBorders>
               <w:top w:val="single" w:color="D9D5C8" w:sz="4"/>
               <w:left w:val="single" w:color="D9D5C8" w:sz="4"/>
@@ -2579,7 +2579,7 @@
         </w:tc>
         <w:tc>
           <w:tcPr>
-            <w:tcW w:type="dxa" w:w="1449"/>
+            <w:tcW w:type="dxa" w:w="1471"/>
             <w:tcBorders>
               <w:top w:val="single" w:color="D9D5C8" w:sz="4"/>
               <w:left w:val="single" w:color="D9D5C8" w:sz="4"/>
@@ -2614,7 +2614,7 @@
         </w:tc>
         <w:tc>
           <w:tcPr>
-            <w:tcW w:type="dxa" w:w="1500"/>
+            <w:tcW w:type="dxa" w:w="1522"/>
             <w:tcBorders>
               <w:top w:val="single" w:color="D9D5C8" w:sz="4"/>
               <w:left w:val="single" w:color="D9D5C8" w:sz="4"/>
@@ -2649,7 +2649,7 @@
         </w:tc>
         <w:tc>
           <w:tcPr>
-            <w:tcW w:type="dxa" w:w="1499"/>
+            <w:tcW w:type="dxa" w:w="1522"/>
             <w:tcBorders>
               <w:top w:val="single" w:color="D9D5C8" w:sz="4"/>
               <w:left w:val="single" w:color="D9D5C8" w:sz="4"/>
@@ -2686,7 +2686,7 @@
       <w:tr>
         <w:tc>
           <w:tcPr>
-            <w:tcW w:type="dxa" w:w="1400"/>
+            <w:tcW w:type="dxa" w:w="1421"/>
             <w:tcBorders>
               <w:top w:val="single" w:color="D9D5C8" w:sz="4"/>
               <w:left w:val="single" w:color="D9D5C8" w:sz="4"/>
@@ -2721,7 +2721,7 @@
         </w:tc>
         <w:tc>
           <w:tcPr>
-            <w:tcW w:type="dxa" w:w="1900"/>
+            <w:tcW w:type="dxa" w:w="1928"/>
             <w:tcBorders>
               <w:top w:val="single" w:color="D9D5C8" w:sz="4"/>
               <w:left w:val="single" w:color="D9D5C8" w:sz="4"/>
@@ -2756,7 +2756,7 @@
         </w:tc>
         <w:tc>
           <w:tcPr>
-            <w:tcW w:type="dxa" w:w="1900"/>
+            <w:tcW w:type="dxa" w:w="1928"/>
             <w:tcBorders>
               <w:top w:val="single" w:color="D9D5C8" w:sz="4"/>
               <w:left w:val="single" w:color="D9D5C8" w:sz="4"/>
@@ -2791,7 +2791,7 @@
         </w:tc>
         <w:tc>
           <w:tcPr>
-            <w:tcW w:type="dxa" w:w="1449"/>
+            <w:tcW w:type="dxa" w:w="1471"/>
             <w:tcBorders>
               <w:top w:val="single" w:color="D9D5C8" w:sz="4"/>
               <w:left w:val="single" w:color="D9D5C8" w:sz="4"/>
@@ -2826,7 +2826,7 @@
         </w:tc>
         <w:tc>
           <w:tcPr>
-            <w:tcW w:type="dxa" w:w="1500"/>
+            <w:tcW w:type="dxa" w:w="1522"/>
             <w:tcBorders>
               <w:top w:val="single" w:color="D9D5C8" w:sz="4"/>
               <w:left w:val="single" w:color="D9D5C8" w:sz="4"/>
@@ -2861,7 +2861,7 @@
         </w:tc>
         <w:tc>
           <w:tcPr>
-            <w:tcW w:type="dxa" w:w="1499"/>
+            <w:tcW w:type="dxa" w:w="1522"/>
             <w:tcBorders>
               <w:top w:val="single" w:color="D9D5C8" w:sz="4"/>
               <w:left w:val="single" w:color="D9D5C8" w:sz="4"/>
@@ -2898,7 +2898,7 @@
       <w:tr>
         <w:tc>
           <w:tcPr>
-            <w:tcW w:type="dxa" w:w="1400"/>
+            <w:tcW w:type="dxa" w:w="1421"/>
             <w:tcBorders>
               <w:top w:val="single" w:color="D9D5C8" w:sz="4"/>
               <w:left w:val="single" w:color="D9D5C8" w:sz="4"/>
@@ -2933,7 +2933,7 @@
         </w:tc>
         <w:tc>
           <w:tcPr>
-            <w:tcW w:type="dxa" w:w="1900"/>
+            <w:tcW w:type="dxa" w:w="1928"/>
             <w:tcBorders>
               <w:top w:val="single" w:color="D9D5C8" w:sz="4"/>
               <w:left w:val="single" w:color="D9D5C8" w:sz="4"/>
@@ -2968,7 +2968,7 @@
         </w:tc>
         <w:tc>
           <w:tcPr>
-            <w:tcW w:type="dxa" w:w="1900"/>
+            <w:tcW w:type="dxa" w:w="1928"/>
             <w:tcBorders>
               <w:top w:val="single" w:color="D9D5C8" w:sz="4"/>
               <w:left w:val="single" w:color="D9D5C8" w:sz="4"/>
@@ -3003,7 +3003,7 @@
         </w:tc>
         <w:tc>
           <w:tcPr>
-            <w:tcW w:type="dxa" w:w="1449"/>
+            <w:tcW w:type="dxa" w:w="1471"/>
             <w:tcBorders>
               <w:top w:val="single" w:color="D9D5C8" w:sz="4"/>
               <w:left w:val="single" w:color="D9D5C8" w:sz="4"/>
@@ -3038,7 +3038,7 @@
         </w:tc>
         <w:tc>
           <w:tcPr>
-            <w:tcW w:type="dxa" w:w="1500"/>
+            <w:tcW w:type="dxa" w:w="1522"/>
             <w:tcBorders>
               <w:top w:val="single" w:color="D9D5C8" w:sz="4"/>
               <w:left w:val="single" w:color="D9D5C8" w:sz="4"/>
@@ -3073,7 +3073,7 @@
         </w:tc>
         <w:tc>
           <w:tcPr>
-            <w:tcW w:type="dxa" w:w="1499"/>
+            <w:tcW w:type="dxa" w:w="1522"/>
             <w:tcBorders>
               <w:top w:val="single" w:color="D9D5C8" w:sz="4"/>
               <w:left w:val="single" w:color="D9D5C8" w:sz="4"/>
@@ -3110,7 +3110,7 @@
       <w:tr>
         <w:tc>
           <w:tcPr>
-            <w:tcW w:type="dxa" w:w="1400"/>
+            <w:tcW w:type="dxa" w:w="1421"/>
             <w:tcBorders>
               <w:top w:val="single" w:color="D9D5C8" w:sz="4"/>
               <w:left w:val="single" w:color="D9D5C8" w:sz="4"/>
@@ -3145,7 +3145,7 @@
         </w:tc>
         <w:tc>
           <w:tcPr>
-            <w:tcW w:type="dxa" w:w="1900"/>
+            <w:tcW w:type="dxa" w:w="1928"/>
             <w:tcBorders>
               <w:top w:val="single" w:color="D9D5C8" w:sz="4"/>
               <w:left w:val="single" w:color="D9D5C8" w:sz="4"/>
@@ -3180,7 +3180,7 @@
         </w:tc>
         <w:tc>
           <w:tcPr>
-            <w:tcW w:type="dxa" w:w="1900"/>
+            <w:tcW w:type="dxa" w:w="1928"/>
             <w:tcBorders>
               <w:top w:val="single" w:color="D9D5C8" w:sz="4"/>
               <w:left w:val="single" w:color="D9D5C8" w:sz="4"/>
@@ -3215,7 +3215,7 @@
         </w:tc>
         <w:tc>
           <w:tcPr>
-            <w:tcW w:type="dxa" w:w="1449"/>
+            <w:tcW w:type="dxa" w:w="1471"/>
             <w:tcBorders>
               <w:top w:val="single" w:color="D9D5C8" w:sz="4"/>
               <w:left w:val="single" w:color="D9D5C8" w:sz="4"/>
@@ -3250,7 +3250,7 @@
         </w:tc>
         <w:tc>
           <w:tcPr>
-            <w:tcW w:type="dxa" w:w="1500"/>
+            <w:tcW w:type="dxa" w:w="1522"/>
             <w:tcBorders>
               <w:top w:val="single" w:color="D9D5C8" w:sz="4"/>
               <w:left w:val="single" w:color="D9D5C8" w:sz="4"/>
@@ -3285,7 +3285,7 @@
         </w:tc>
         <w:tc>
           <w:tcPr>
-            <w:tcW w:type="dxa" w:w="1499"/>
+            <w:tcW w:type="dxa" w:w="1522"/>
             <w:tcBorders>
               <w:top w:val="single" w:color="D9D5C8" w:sz="4"/>
               <w:left w:val="single" w:color="D9D5C8" w:sz="4"/>
@@ -3342,7 +3342,7 @@
     </w:p>
     <w:tbl>
       <w:tblPr>
-        <w:tblW w:type="dxa" w:w="9648"/>
+        <w:tblW w:type="dxa" w:w="9792"/>
         <w:tblBorders>
           <w:top w:val="single" w:color="auto" w:sz="4"/>
           <w:left w:val="single" w:color="auto" w:sz="4"/>
@@ -3353,8 +3353,8 @@
         </w:tblBorders>
       </w:tblPr>
       <w:tblGrid>
-        <w:gridCol w:w="3200"/>
-        <w:gridCol w:w="6448"/>
+        <w:gridCol w:w="3248"/>
+        <w:gridCol w:w="6544"/>
       </w:tblGrid>
       <w:tr>
         <w:trPr>
@@ -3362,7 +3362,7 @@
         </w:trPr>
         <w:tc>
           <w:tcPr>
-            <w:tcW w:type="dxa" w:w="3200"/>
+            <w:tcW w:type="dxa" w:w="3248"/>
             <w:tcBorders>
               <w:top w:val="single" w:color="D9D5C8" w:sz="4"/>
               <w:left w:val="single" w:color="D9D5C8" w:sz="4"/>
@@ -3398,7 +3398,7 @@
         </w:tc>
         <w:tc>
           <w:tcPr>
-            <w:tcW w:type="dxa" w:w="6448"/>
+            <w:tcW w:type="dxa" w:w="6544"/>
             <w:tcBorders>
               <w:top w:val="single" w:color="D9D5C8" w:sz="4"/>
               <w:left w:val="single" w:color="D9D5C8" w:sz="4"/>
@@ -3436,7 +3436,7 @@
       <w:tr>
         <w:tc>
           <w:tcPr>
-            <w:tcW w:type="dxa" w:w="3200"/>
+            <w:tcW w:type="dxa" w:w="3248"/>
             <w:tcBorders>
               <w:top w:val="single" w:color="D9D5C8" w:sz="4"/>
               <w:left w:val="single" w:color="D9D5C8" w:sz="4"/>
@@ -3471,7 +3471,7 @@
         </w:tc>
         <w:tc>
           <w:tcPr>
-            <w:tcW w:type="dxa" w:w="6448"/>
+            <w:tcW w:type="dxa" w:w="6544"/>
             <w:tcBorders>
               <w:top w:val="single" w:color="D9D5C8" w:sz="4"/>
               <w:left w:val="single" w:color="D9D5C8" w:sz="4"/>
@@ -3508,7 +3508,7 @@
       <w:tr>
         <w:tc>
           <w:tcPr>
-            <w:tcW w:type="dxa" w:w="3200"/>
+            <w:tcW w:type="dxa" w:w="3248"/>
             <w:tcBorders>
               <w:top w:val="single" w:color="D9D5C8" w:sz="4"/>
               <w:left w:val="single" w:color="D9D5C8" w:sz="4"/>
@@ -3543,7 +3543,7 @@
         </w:tc>
         <w:tc>
           <w:tcPr>
-            <w:tcW w:type="dxa" w:w="6448"/>
+            <w:tcW w:type="dxa" w:w="6544"/>
             <w:tcBorders>
               <w:top w:val="single" w:color="D9D5C8" w:sz="4"/>
               <w:left w:val="single" w:color="D9D5C8" w:sz="4"/>
@@ -3580,7 +3580,7 @@
       <w:tr>
         <w:tc>
           <w:tcPr>
-            <w:tcW w:type="dxa" w:w="3200"/>
+            <w:tcW w:type="dxa" w:w="3248"/>
             <w:tcBorders>
               <w:top w:val="single" w:color="D9D5C8" w:sz="4"/>
               <w:left w:val="single" w:color="D9D5C8" w:sz="4"/>
@@ -3615,7 +3615,7 @@
         </w:tc>
         <w:tc>
           <w:tcPr>
-            <w:tcW w:type="dxa" w:w="6448"/>
+            <w:tcW w:type="dxa" w:w="6544"/>
             <w:tcBorders>
               <w:top w:val="single" w:color="D9D5C8" w:sz="4"/>
               <w:left w:val="single" w:color="D9D5C8" w:sz="4"/>
@@ -3652,7 +3652,7 @@
       <w:tr>
         <w:tc>
           <w:tcPr>
-            <w:tcW w:type="dxa" w:w="3200"/>
+            <w:tcW w:type="dxa" w:w="3248"/>
             <w:tcBorders>
               <w:top w:val="single" w:color="D9D5C8" w:sz="4"/>
               <w:left w:val="single" w:color="D9D5C8" w:sz="4"/>
@@ -3687,7 +3687,7 @@
         </w:tc>
         <w:tc>
           <w:tcPr>
-            <w:tcW w:type="dxa" w:w="6448"/>
+            <w:tcW w:type="dxa" w:w="6544"/>
             <w:tcBorders>
               <w:top w:val="single" w:color="D9D5C8" w:sz="4"/>
               <w:left w:val="single" w:color="D9D5C8" w:sz="4"/>
@@ -3782,7 +3782,7 @@
     </w:p>
     <w:tbl>
       <w:tblPr>
-        <w:tblW w:type="dxa" w:w="9648"/>
+        <w:tblW w:type="dxa" w:w="9792"/>
         <w:tblBorders>
           <w:top w:val="single" w:color="auto" w:sz="4"/>
           <w:left w:val="single" w:color="auto" w:sz="4"/>
@@ -3793,9 +3793,9 @@
         </w:tblBorders>
       </w:tblPr>
       <w:tblGrid>
-        <w:gridCol w:w="3300"/>
-        <w:gridCol w:w="900"/>
-        <w:gridCol w:w="5448"/>
+        <w:gridCol w:w="3349"/>
+        <w:gridCol w:w="913"/>
+        <w:gridCol w:w="5530"/>
       </w:tblGrid>
       <w:tr>
         <w:trPr>
@@ -3803,7 +3803,7 @@
         </w:trPr>
         <w:tc>
           <w:tcPr>
-            <w:tcW w:type="dxa" w:w="3300"/>
+            <w:tcW w:type="dxa" w:w="3349"/>
             <w:tcBorders>
               <w:top w:val="single" w:color="D9D5C8" w:sz="4"/>
               <w:left w:val="single" w:color="D9D5C8" w:sz="4"/>
@@ -3839,7 +3839,7 @@
         </w:tc>
         <w:tc>
           <w:tcPr>
-            <w:tcW w:type="dxa" w:w="900"/>
+            <w:tcW w:type="dxa" w:w="913"/>
             <w:tcBorders>
               <w:top w:val="single" w:color="D9D5C8" w:sz="4"/>
               <w:left w:val="single" w:color="D9D5C8" w:sz="4"/>
@@ -3875,7 +3875,7 @@
         </w:tc>
         <w:tc>
           <w:tcPr>
-            <w:tcW w:type="dxa" w:w="5448"/>
+            <w:tcW w:type="dxa" w:w="5530"/>
             <w:tcBorders>
               <w:top w:val="single" w:color="D9D5C8" w:sz="4"/>
               <w:left w:val="single" w:color="D9D5C8" w:sz="4"/>
@@ -3913,7 +3913,7 @@
       <w:tr>
         <w:tc>
           <w:tcPr>
-            <w:tcW w:type="dxa" w:w="3300"/>
+            <w:tcW w:type="dxa" w:w="3349"/>
             <w:tcBorders>
               <w:top w:val="single" w:color="D9D5C8" w:sz="4"/>
               <w:left w:val="single" w:color="D9D5C8" w:sz="4"/>
@@ -3948,7 +3948,7 @@
         </w:tc>
         <w:tc>
           <w:tcPr>
-            <w:tcW w:type="dxa" w:w="900"/>
+            <w:tcW w:type="dxa" w:w="913"/>
             <w:tcBorders>
               <w:top w:val="single" w:color="D9D5C8" w:sz="4"/>
               <w:left w:val="single" w:color="D9D5C8" w:sz="4"/>
@@ -3983,7 +3983,7 @@
         </w:tc>
         <w:tc>
           <w:tcPr>
-            <w:tcW w:type="dxa" w:w="5448"/>
+            <w:tcW w:type="dxa" w:w="5530"/>
             <w:tcBorders>
               <w:top w:val="single" w:color="D9D5C8" w:sz="4"/>
               <w:left w:val="single" w:color="D9D5C8" w:sz="4"/>
@@ -4020,7 +4020,7 @@
       <w:tr>
         <w:tc>
           <w:tcPr>
-            <w:tcW w:type="dxa" w:w="3300"/>
+            <w:tcW w:type="dxa" w:w="3349"/>
             <w:tcBorders>
               <w:top w:val="single" w:color="D9D5C8" w:sz="4"/>
               <w:left w:val="single" w:color="D9D5C8" w:sz="4"/>
@@ -4055,7 +4055,7 @@
         </w:tc>
         <w:tc>
           <w:tcPr>
-            <w:tcW w:type="dxa" w:w="900"/>
+            <w:tcW w:type="dxa" w:w="913"/>
             <w:tcBorders>
               <w:top w:val="single" w:color="D9D5C8" w:sz="4"/>
               <w:left w:val="single" w:color="D9D5C8" w:sz="4"/>
@@ -4090,7 +4090,7 @@
         </w:tc>
         <w:tc>
           <w:tcPr>
-            <w:tcW w:type="dxa" w:w="5448"/>
+            <w:tcW w:type="dxa" w:w="5530"/>
             <w:tcBorders>
               <w:top w:val="single" w:color="D9D5C8" w:sz="4"/>
               <w:left w:val="single" w:color="D9D5C8" w:sz="4"/>
@@ -4127,7 +4127,7 @@
       <w:tr>
         <w:tc>
           <w:tcPr>
-            <w:tcW w:type="dxa" w:w="3300"/>
+            <w:tcW w:type="dxa" w:w="3349"/>
             <w:tcBorders>
               <w:top w:val="single" w:color="D9D5C8" w:sz="4"/>
               <w:left w:val="single" w:color="D9D5C8" w:sz="4"/>
@@ -4162,7 +4162,7 @@
         </w:tc>
         <w:tc>
           <w:tcPr>
-            <w:tcW w:type="dxa" w:w="900"/>
+            <w:tcW w:type="dxa" w:w="913"/>
             <w:tcBorders>
               <w:top w:val="single" w:color="D9D5C8" w:sz="4"/>
               <w:left w:val="single" w:color="D9D5C8" w:sz="4"/>
@@ -4197,7 +4197,7 @@
         </w:tc>
         <w:tc>
           <w:tcPr>
-            <w:tcW w:type="dxa" w:w="5448"/>
+            <w:tcW w:type="dxa" w:w="5530"/>
             <w:tcBorders>
               <w:top w:val="single" w:color="D9D5C8" w:sz="4"/>
               <w:left w:val="single" w:color="D9D5C8" w:sz="4"/>
@@ -4234,7 +4234,7 @@
       <w:tr>
         <w:tc>
           <w:tcPr>
-            <w:tcW w:type="dxa" w:w="3300"/>
+            <w:tcW w:type="dxa" w:w="3349"/>
             <w:tcBorders>
               <w:top w:val="single" w:color="D9D5C8" w:sz="4"/>
               <w:left w:val="single" w:color="D9D5C8" w:sz="4"/>
@@ -4269,7 +4269,7 @@
         </w:tc>
         <w:tc>
           <w:tcPr>
-            <w:tcW w:type="dxa" w:w="900"/>
+            <w:tcW w:type="dxa" w:w="913"/>
             <w:tcBorders>
               <w:top w:val="single" w:color="D9D5C8" w:sz="4"/>
               <w:left w:val="single" w:color="D9D5C8" w:sz="4"/>
@@ -4304,7 +4304,7 @@
         </w:tc>
         <w:tc>
           <w:tcPr>
-            <w:tcW w:type="dxa" w:w="5448"/>
+            <w:tcW w:type="dxa" w:w="5530"/>
             <w:tcBorders>
               <w:top w:val="single" w:color="D9D5C8" w:sz="4"/>
               <w:left w:val="single" w:color="D9D5C8" w:sz="4"/>
@@ -4341,7 +4341,7 @@
       <w:tr>
         <w:tc>
           <w:tcPr>
-            <w:tcW w:type="dxa" w:w="3300"/>
+            <w:tcW w:type="dxa" w:w="3349"/>
             <w:tcBorders>
               <w:top w:val="single" w:color="D9D5C8" w:sz="4"/>
               <w:left w:val="single" w:color="D9D5C8" w:sz="4"/>
@@ -4376,7 +4376,7 @@
         </w:tc>
         <w:tc>
           <w:tcPr>
-            <w:tcW w:type="dxa" w:w="900"/>
+            <w:tcW w:type="dxa" w:w="913"/>
             <w:tcBorders>
               <w:top w:val="single" w:color="D9D5C8" w:sz="4"/>
               <w:left w:val="single" w:color="D9D5C8" w:sz="4"/>
@@ -4411,7 +4411,7 @@
         </w:tc>
         <w:tc>
           <w:tcPr>
-            <w:tcW w:type="dxa" w:w="5448"/>
+            <w:tcW w:type="dxa" w:w="5530"/>
             <w:tcBorders>
               <w:top w:val="single" w:color="D9D5C8" w:sz="4"/>
               <w:left w:val="single" w:color="D9D5C8" w:sz="4"/>
@@ -4448,7 +4448,7 @@
       <w:tr>
         <w:tc>
           <w:tcPr>
-            <w:tcW w:type="dxa" w:w="3300"/>
+            <w:tcW w:type="dxa" w:w="3349"/>
             <w:tcBorders>
               <w:top w:val="single" w:color="D9D5C8" w:sz="4"/>
               <w:left w:val="single" w:color="D9D5C8" w:sz="4"/>
@@ -4483,7 +4483,7 @@
         </w:tc>
         <w:tc>
           <w:tcPr>
-            <w:tcW w:type="dxa" w:w="900"/>
+            <w:tcW w:type="dxa" w:w="913"/>
             <w:tcBorders>
               <w:top w:val="single" w:color="D9D5C8" w:sz="4"/>
               <w:left w:val="single" w:color="D9D5C8" w:sz="4"/>
@@ -4518,7 +4518,7 @@
         </w:tc>
         <w:tc>
           <w:tcPr>
-            <w:tcW w:type="dxa" w:w="5448"/>
+            <w:tcW w:type="dxa" w:w="5530"/>
             <w:tcBorders>
               <w:top w:val="single" w:color="D9D5C8" w:sz="4"/>
               <w:left w:val="single" w:color="D9D5C8" w:sz="4"/>
@@ -4555,7 +4555,7 @@
       <w:tr>
         <w:tc>
           <w:tcPr>
-            <w:tcW w:type="dxa" w:w="3300"/>
+            <w:tcW w:type="dxa" w:w="3349"/>
             <w:tcBorders>
               <w:top w:val="single" w:color="D9D5C8" w:sz="4"/>
               <w:left w:val="single" w:color="D9D5C8" w:sz="4"/>
@@ -4590,7 +4590,7 @@
         </w:tc>
         <w:tc>
           <w:tcPr>
-            <w:tcW w:type="dxa" w:w="900"/>
+            <w:tcW w:type="dxa" w:w="913"/>
             <w:tcBorders>
               <w:top w:val="single" w:color="D9D5C8" w:sz="4"/>
               <w:left w:val="single" w:color="D9D5C8" w:sz="4"/>
@@ -4625,7 +4625,7 @@
         </w:tc>
         <w:tc>
           <w:tcPr>
-            <w:tcW w:type="dxa" w:w="5448"/>
+            <w:tcW w:type="dxa" w:w="5530"/>
             <w:tcBorders>
               <w:top w:val="single" w:color="D9D5C8" w:sz="4"/>
               <w:left w:val="single" w:color="D9D5C8" w:sz="4"/>
@@ -4662,7 +4662,7 @@
       <w:tr>
         <w:tc>
           <w:tcPr>
-            <w:tcW w:type="dxa" w:w="3300"/>
+            <w:tcW w:type="dxa" w:w="3349"/>
             <w:tcBorders>
               <w:top w:val="single" w:color="D9D5C8" w:sz="4"/>
               <w:left w:val="single" w:color="D9D5C8" w:sz="4"/>
@@ -4697,7 +4697,7 @@
         </w:tc>
         <w:tc>
           <w:tcPr>
-            <w:tcW w:type="dxa" w:w="900"/>
+            <w:tcW w:type="dxa" w:w="913"/>
             <w:tcBorders>
               <w:top w:val="single" w:color="D9D5C8" w:sz="4"/>
               <w:left w:val="single" w:color="D9D5C8" w:sz="4"/>
@@ -4732,7 +4732,7 @@
         </w:tc>
         <w:tc>
           <w:tcPr>
-            <w:tcW w:type="dxa" w:w="5448"/>
+            <w:tcW w:type="dxa" w:w="5530"/>
             <w:tcBorders>
               <w:top w:val="single" w:color="D9D5C8" w:sz="4"/>
               <w:left w:val="single" w:color="D9D5C8" w:sz="4"/>
@@ -4787,7 +4787,7 @@
     </w:p>
     <w:tbl>
       <w:tblPr>
-        <w:tblW w:type="dxa" w:w="9648"/>
+        <w:tblW w:type="dxa" w:w="9792"/>
         <w:tblBorders>
           <w:top w:val="single" w:color="auto" w:sz="4"/>
           <w:left w:val="single" w:color="auto" w:sz="4"/>
@@ -4798,12 +4798,12 @@
         </w:tblBorders>
       </w:tblPr>
       <w:tblGrid>
-        <w:gridCol w:w="9648"/>
+        <w:gridCol w:w="9792"/>
       </w:tblGrid>
       <w:tr>
         <w:tc>
           <w:tcPr>
-            <w:tcW w:type="dxa" w:w="9648"/>
+            <w:tcW w:type="dxa" w:w="9792"/>
             <w:tcBorders>
               <w:top w:val="single" w:color="D9D5C8" w:sz="4"/>
               <w:left w:val="single" w:color="D9D5C8" w:sz="4"/>
@@ -4938,7 +4938,7 @@
     </w:p>
     <w:tbl>
       <w:tblPr>
-        <w:tblW w:type="dxa" w:w="9648"/>
+        <w:tblW w:type="dxa" w:w="9792"/>
         <w:tblBorders>
           <w:top w:val="single" w:color="auto" w:sz="4"/>
           <w:left w:val="single" w:color="auto" w:sz="4"/>
@@ -4949,12 +4949,12 @@
         </w:tblBorders>
       </w:tblPr>
       <w:tblGrid>
-        <w:gridCol w:w="9648"/>
+        <w:gridCol w:w="9792"/>
       </w:tblGrid>
       <w:tr>
         <w:tc>
           <w:tcPr>
-            <w:tcW w:type="dxa" w:w="9648"/>
+            <w:tcW w:type="dxa" w:w="9792"/>
             <w:tcBorders>
               <w:top w:val="single" w:color="D9D5C8" w:sz="4"/>
               <w:left w:val="single" w:color="D9D5C8" w:sz="4"/>
@@ -5068,7 +5068,7 @@
     </w:p>
     <w:tbl>
       <w:tblPr>
-        <w:tblW w:type="dxa" w:w="9648"/>
+        <w:tblW w:type="dxa" w:w="9792"/>
         <w:tblBorders>
           <w:top w:val="single" w:color="auto" w:sz="4"/>
           <w:left w:val="single" w:color="auto" w:sz="4"/>
@@ -5079,10 +5079,10 @@
         </w:tblBorders>
       </w:tblPr>
       <w:tblGrid>
-        <w:gridCol w:w="2600"/>
-        <w:gridCol w:w="900"/>
-        <w:gridCol w:w="900"/>
-        <w:gridCol w:w="5248"/>
+        <w:gridCol w:w="2639"/>
+        <w:gridCol w:w="913"/>
+        <w:gridCol w:w="913"/>
+        <w:gridCol w:w="5327"/>
       </w:tblGrid>
       <w:tr>
         <w:trPr>
@@ -5090,7 +5090,7 @@
         </w:trPr>
         <w:tc>
           <w:tcPr>
-            <w:tcW w:type="dxa" w:w="2600"/>
+            <w:tcW w:type="dxa" w:w="2639"/>
             <w:tcBorders>
               <w:top w:val="single" w:color="D9D5C8" w:sz="4"/>
               <w:left w:val="single" w:color="D9D5C8" w:sz="4"/>
@@ -5126,7 +5126,7 @@
         </w:tc>
         <w:tc>
           <w:tcPr>
-            <w:tcW w:type="dxa" w:w="900"/>
+            <w:tcW w:type="dxa" w:w="913"/>
             <w:tcBorders>
               <w:top w:val="single" w:color="D9D5C8" w:sz="4"/>
               <w:left w:val="single" w:color="D9D5C8" w:sz="4"/>
@@ -5162,7 +5162,7 @@
         </w:tc>
         <w:tc>
           <w:tcPr>
-            <w:tcW w:type="dxa" w:w="900"/>
+            <w:tcW w:type="dxa" w:w="913"/>
             <w:tcBorders>
               <w:top w:val="single" w:color="D9D5C8" w:sz="4"/>
               <w:left w:val="single" w:color="D9D5C8" w:sz="4"/>
@@ -5198,7 +5198,7 @@
         </w:tc>
         <w:tc>
           <w:tcPr>
-            <w:tcW w:type="dxa" w:w="5248"/>
+            <w:tcW w:type="dxa" w:w="5327"/>
             <w:tcBorders>
               <w:top w:val="single" w:color="D9D5C8" w:sz="4"/>
               <w:left w:val="single" w:color="D9D5C8" w:sz="4"/>
@@ -5236,7 +5236,7 @@
       <w:tr>
         <w:tc>
           <w:tcPr>
-            <w:tcW w:type="dxa" w:w="2600"/>
+            <w:tcW w:type="dxa" w:w="2639"/>
             <w:tcBorders>
               <w:top w:val="single" w:color="D9D5C8" w:sz="4"/>
               <w:left w:val="single" w:color="D9D5C8" w:sz="4"/>
@@ -5271,7 +5271,7 @@
         </w:tc>
         <w:tc>
           <w:tcPr>
-            <w:tcW w:type="dxa" w:w="900"/>
+            <w:tcW w:type="dxa" w:w="913"/>
             <w:tcBorders>
               <w:top w:val="single" w:color="D9D5C8" w:sz="4"/>
               <w:left w:val="single" w:color="D9D5C8" w:sz="4"/>
@@ -5306,7 +5306,7 @@
         </w:tc>
         <w:tc>
           <w:tcPr>
-            <w:tcW w:type="dxa" w:w="900"/>
+            <w:tcW w:type="dxa" w:w="913"/>
             <w:tcBorders>
               <w:top w:val="single" w:color="D9D5C8" w:sz="4"/>
               <w:left w:val="single" w:color="D9D5C8" w:sz="4"/>
@@ -5341,7 +5341,7 @@
         </w:tc>
         <w:tc>
           <w:tcPr>
-            <w:tcW w:type="dxa" w:w="5248"/>
+            <w:tcW w:type="dxa" w:w="5327"/>
             <w:tcBorders>
               <w:top w:val="single" w:color="D9D5C8" w:sz="4"/>
               <w:left w:val="single" w:color="D9D5C8" w:sz="4"/>
@@ -5378,7 +5378,7 @@
       <w:tr>
         <w:tc>
           <w:tcPr>
-            <w:tcW w:type="dxa" w:w="2600"/>
+            <w:tcW w:type="dxa" w:w="2639"/>
             <w:tcBorders>
               <w:top w:val="single" w:color="D9D5C8" w:sz="4"/>
               <w:left w:val="single" w:color="D9D5C8" w:sz="4"/>
@@ -5413,7 +5413,7 @@
         </w:tc>
         <w:tc>
           <w:tcPr>
-            <w:tcW w:type="dxa" w:w="900"/>
+            <w:tcW w:type="dxa" w:w="913"/>
             <w:tcBorders>
               <w:top w:val="single" w:color="D9D5C8" w:sz="4"/>
               <w:left w:val="single" w:color="D9D5C8" w:sz="4"/>
@@ -5448,7 +5448,7 @@
         </w:tc>
         <w:tc>
           <w:tcPr>
-            <w:tcW w:type="dxa" w:w="900"/>
+            <w:tcW w:type="dxa" w:w="913"/>
             <w:tcBorders>
               <w:top w:val="single" w:color="D9D5C8" w:sz="4"/>
               <w:left w:val="single" w:color="D9D5C8" w:sz="4"/>
@@ -5483,7 +5483,7 @@
         </w:tc>
         <w:tc>
           <w:tcPr>
-            <w:tcW w:type="dxa" w:w="5248"/>
+            <w:tcW w:type="dxa" w:w="5327"/>
             <w:tcBorders>
               <w:top w:val="single" w:color="D9D5C8" w:sz="4"/>
               <w:left w:val="single" w:color="D9D5C8" w:sz="4"/>
@@ -5540,7 +5540,7 @@
     </w:p>
     <w:tbl>
       <w:tblPr>
-        <w:tblW w:type="dxa" w:w="9648"/>
+        <w:tblW w:type="dxa" w:w="9792"/>
         <w:tblBorders>
           <w:top w:val="single" w:color="auto" w:sz="4"/>
           <w:left w:val="single" w:color="auto" w:sz="4"/>
@@ -5551,10 +5551,10 @@
         </w:tblBorders>
       </w:tblPr>
       <w:tblGrid>
-        <w:gridCol w:w="2600"/>
-        <w:gridCol w:w="900"/>
-        <w:gridCol w:w="900"/>
-        <w:gridCol w:w="5248"/>
+        <w:gridCol w:w="2639"/>
+        <w:gridCol w:w="913"/>
+        <w:gridCol w:w="913"/>
+        <w:gridCol w:w="5327"/>
       </w:tblGrid>
       <w:tr>
         <w:trPr>
@@ -5562,7 +5562,7 @@
         </w:trPr>
         <w:tc>
           <w:tcPr>
-            <w:tcW w:type="dxa" w:w="2600"/>
+            <w:tcW w:type="dxa" w:w="2639"/>
             <w:tcBorders>
               <w:top w:val="single" w:color="D9D5C8" w:sz="4"/>
               <w:left w:val="single" w:color="D9D5C8" w:sz="4"/>
@@ -5598,7 +5598,7 @@
         </w:tc>
         <w:tc>
           <w:tcPr>
-            <w:tcW w:type="dxa" w:w="900"/>
+            <w:tcW w:type="dxa" w:w="913"/>
             <w:tcBorders>
               <w:top w:val="single" w:color="D9D5C8" w:sz="4"/>
               <w:left w:val="single" w:color="D9D5C8" w:sz="4"/>
@@ -5634,7 +5634,7 @@
         </w:tc>
         <w:tc>
           <w:tcPr>
-            <w:tcW w:type="dxa" w:w="900"/>
+            <w:tcW w:type="dxa" w:w="913"/>
             <w:tcBorders>
               <w:top w:val="single" w:color="D9D5C8" w:sz="4"/>
               <w:left w:val="single" w:color="D9D5C8" w:sz="4"/>
@@ -5670,7 +5670,7 @@
         </w:tc>
         <w:tc>
           <w:tcPr>
-            <w:tcW w:type="dxa" w:w="5248"/>
+            <w:tcW w:type="dxa" w:w="5327"/>
             <w:tcBorders>
               <w:top w:val="single" w:color="D9D5C8" w:sz="4"/>
               <w:left w:val="single" w:color="D9D5C8" w:sz="4"/>
@@ -5708,7 +5708,7 @@
       <w:tr>
         <w:tc>
           <w:tcPr>
-            <w:tcW w:type="dxa" w:w="2600"/>
+            <w:tcW w:type="dxa" w:w="2639"/>
             <w:tcBorders>
               <w:top w:val="single" w:color="D9D5C8" w:sz="4"/>
               <w:left w:val="single" w:color="D9D5C8" w:sz="4"/>
@@ -5743,7 +5743,7 @@
         </w:tc>
         <w:tc>
           <w:tcPr>
-            <w:tcW w:type="dxa" w:w="900"/>
+            <w:tcW w:type="dxa" w:w="913"/>
             <w:tcBorders>
               <w:top w:val="single" w:color="D9D5C8" w:sz="4"/>
               <w:left w:val="single" w:color="D9D5C8" w:sz="4"/>
@@ -5778,7 +5778,7 @@
         </w:tc>
         <w:tc>
           <w:tcPr>
-            <w:tcW w:type="dxa" w:w="900"/>
+            <w:tcW w:type="dxa" w:w="913"/>
             <w:tcBorders>
               <w:top w:val="single" w:color="D9D5C8" w:sz="4"/>
               <w:left w:val="single" w:color="D9D5C8" w:sz="4"/>
@@ -5813,7 +5813,7 @@
         </w:tc>
         <w:tc>
           <w:tcPr>
-            <w:tcW w:type="dxa" w:w="5248"/>
+            <w:tcW w:type="dxa" w:w="5327"/>
             <w:tcBorders>
               <w:top w:val="single" w:color="D9D5C8" w:sz="4"/>
               <w:left w:val="single" w:color="D9D5C8" w:sz="4"/>
@@ -5850,7 +5850,7 @@
       <w:tr>
         <w:tc>
           <w:tcPr>
-            <w:tcW w:type="dxa" w:w="2600"/>
+            <w:tcW w:type="dxa" w:w="2639"/>
             <w:tcBorders>
               <w:top w:val="single" w:color="D9D5C8" w:sz="4"/>
               <w:left w:val="single" w:color="D9D5C8" w:sz="4"/>
@@ -5885,7 +5885,7 @@
         </w:tc>
         <w:tc>
           <w:tcPr>
-            <w:tcW w:type="dxa" w:w="900"/>
+            <w:tcW w:type="dxa" w:w="913"/>
             <w:tcBorders>
               <w:top w:val="single" w:color="D9D5C8" w:sz="4"/>
               <w:left w:val="single" w:color="D9D5C8" w:sz="4"/>
@@ -5920,7 +5920,7 @@
         </w:tc>
         <w:tc>
           <w:tcPr>
-            <w:tcW w:type="dxa" w:w="900"/>
+            <w:tcW w:type="dxa" w:w="913"/>
             <w:tcBorders>
               <w:top w:val="single" w:color="D9D5C8" w:sz="4"/>
               <w:left w:val="single" w:color="D9D5C8" w:sz="4"/>
@@ -5955,7 +5955,7 @@
         </w:tc>
         <w:tc>
           <w:tcPr>
-            <w:tcW w:type="dxa" w:w="5248"/>
+            <w:tcW w:type="dxa" w:w="5327"/>
             <w:tcBorders>
               <w:top w:val="single" w:color="D9D5C8" w:sz="4"/>
               <w:left w:val="single" w:color="D9D5C8" w:sz="4"/>
@@ -6012,7 +6012,7 @@
     </w:p>
     <w:tbl>
       <w:tblPr>
-        <w:tblW w:type="dxa" w:w="9648"/>
+        <w:tblW w:type="dxa" w:w="9792"/>
         <w:tblBorders>
           <w:top w:val="single" w:color="auto" w:sz="4"/>
           <w:left w:val="single" w:color="auto" w:sz="4"/>
@@ -6023,10 +6023,10 @@
         </w:tblBorders>
       </w:tblPr>
       <w:tblGrid>
-        <w:gridCol w:w="2600"/>
-        <w:gridCol w:w="900"/>
-        <w:gridCol w:w="900"/>
-        <w:gridCol w:w="5248"/>
+        <w:gridCol w:w="2639"/>
+        <w:gridCol w:w="913"/>
+        <w:gridCol w:w="913"/>
+        <w:gridCol w:w="5327"/>
       </w:tblGrid>
       <w:tr>
         <w:trPr>
@@ -6034,7 +6034,7 @@
         </w:trPr>
         <w:tc>
           <w:tcPr>
-            <w:tcW w:type="dxa" w:w="2600"/>
+            <w:tcW w:type="dxa" w:w="2639"/>
             <w:tcBorders>
               <w:top w:val="single" w:color="D9D5C8" w:sz="4"/>
               <w:left w:val="single" w:color="D9D5C8" w:sz="4"/>
@@ -6070,7 +6070,7 @@
         </w:tc>
         <w:tc>
           <w:tcPr>
-            <w:tcW w:type="dxa" w:w="900"/>
+            <w:tcW w:type="dxa" w:w="913"/>
             <w:tcBorders>
               <w:top w:val="single" w:color="D9D5C8" w:sz="4"/>
               <w:left w:val="single" w:color="D9D5C8" w:sz="4"/>
@@ -6106,7 +6106,7 @@
         </w:tc>
         <w:tc>
           <w:tcPr>
-            <w:tcW w:type="dxa" w:w="900"/>
+            <w:tcW w:type="dxa" w:w="913"/>
             <w:tcBorders>
               <w:top w:val="single" w:color="D9D5C8" w:sz="4"/>
               <w:left w:val="single" w:color="D9D5C8" w:sz="4"/>
@@ -6142,7 +6142,7 @@
         </w:tc>
         <w:tc>
           <w:tcPr>
-            <w:tcW w:type="dxa" w:w="5248"/>
+            <w:tcW w:type="dxa" w:w="5327"/>
             <w:tcBorders>
               <w:top w:val="single" w:color="D9D5C8" w:sz="4"/>
               <w:left w:val="single" w:color="D9D5C8" w:sz="4"/>
@@ -6180,7 +6180,7 @@
       <w:tr>
         <w:tc>
           <w:tcPr>
-            <w:tcW w:type="dxa" w:w="2600"/>
+            <w:tcW w:type="dxa" w:w="2639"/>
             <w:tcBorders>
               <w:top w:val="single" w:color="D9D5C8" w:sz="4"/>
               <w:left w:val="single" w:color="D9D5C8" w:sz="4"/>
@@ -6215,7 +6215,7 @@
         </w:tc>
         <w:tc>
           <w:tcPr>
-            <w:tcW w:type="dxa" w:w="900"/>
+            <w:tcW w:type="dxa" w:w="913"/>
             <w:tcBorders>
               <w:top w:val="single" w:color="D9D5C8" w:sz="4"/>
               <w:left w:val="single" w:color="D9D5C8" w:sz="4"/>
@@ -6250,7 +6250,7 @@
         </w:tc>
         <w:tc>
           <w:tcPr>
-            <w:tcW w:type="dxa" w:w="900"/>
+            <w:tcW w:type="dxa" w:w="913"/>
             <w:tcBorders>
               <w:top w:val="single" w:color="D9D5C8" w:sz="4"/>
               <w:left w:val="single" w:color="D9D5C8" w:sz="4"/>
@@ -6285,7 +6285,7 @@
         </w:tc>
         <w:tc>
           <w:tcPr>
-            <w:tcW w:type="dxa" w:w="5248"/>
+            <w:tcW w:type="dxa" w:w="5327"/>
             <w:tcBorders>
               <w:top w:val="single" w:color="D9D5C8" w:sz="4"/>
               <w:left w:val="single" w:color="D9D5C8" w:sz="4"/>
@@ -6322,7 +6322,7 @@
       <w:tr>
         <w:tc>
           <w:tcPr>
-            <w:tcW w:type="dxa" w:w="2600"/>
+            <w:tcW w:type="dxa" w:w="2639"/>
             <w:tcBorders>
               <w:top w:val="single" w:color="D9D5C8" w:sz="4"/>
               <w:left w:val="single" w:color="D9D5C8" w:sz="4"/>
@@ -6357,7 +6357,7 @@
         </w:tc>
         <w:tc>
           <w:tcPr>
-            <w:tcW w:type="dxa" w:w="900"/>
+            <w:tcW w:type="dxa" w:w="913"/>
             <w:tcBorders>
               <w:top w:val="single" w:color="D9D5C8" w:sz="4"/>
               <w:left w:val="single" w:color="D9D5C8" w:sz="4"/>
@@ -6392,7 +6392,7 @@
         </w:tc>
         <w:tc>
           <w:tcPr>
-            <w:tcW w:type="dxa" w:w="900"/>
+            <w:tcW w:type="dxa" w:w="913"/>
             <w:tcBorders>
               <w:top w:val="single" w:color="D9D5C8" w:sz="4"/>
               <w:left w:val="single" w:color="D9D5C8" w:sz="4"/>
@@ -6427,7 +6427,7 @@
         </w:tc>
         <w:tc>
           <w:tcPr>
-            <w:tcW w:type="dxa" w:w="5248"/>
+            <w:tcW w:type="dxa" w:w="5327"/>
             <w:tcBorders>
               <w:top w:val="single" w:color="D9D5C8" w:sz="4"/>
               <w:left w:val="single" w:color="D9D5C8" w:sz="4"/>
@@ -6484,7 +6484,7 @@
     </w:p>
     <w:tbl>
       <w:tblPr>
-        <w:tblW w:type="dxa" w:w="9648"/>
+        <w:tblW w:type="dxa" w:w="9792"/>
         <w:tblBorders>
           <w:top w:val="single" w:color="auto" w:sz="4"/>
           <w:left w:val="single" w:color="auto" w:sz="4"/>
@@ -6495,10 +6495,10 @@
         </w:tblBorders>
       </w:tblPr>
       <w:tblGrid>
-        <w:gridCol w:w="2600"/>
-        <w:gridCol w:w="900"/>
-        <w:gridCol w:w="900"/>
-        <w:gridCol w:w="5248"/>
+        <w:gridCol w:w="2639"/>
+        <w:gridCol w:w="913"/>
+        <w:gridCol w:w="913"/>
+        <w:gridCol w:w="5327"/>
       </w:tblGrid>
       <w:tr>
         <w:trPr>
@@ -6506,7 +6506,7 @@
         </w:trPr>
         <w:tc>
           <w:tcPr>
-            <w:tcW w:type="dxa" w:w="2600"/>
+            <w:tcW w:type="dxa" w:w="2639"/>
             <w:tcBorders>
               <w:top w:val="single" w:color="D9D5C8" w:sz="4"/>
               <w:left w:val="single" w:color="D9D5C8" w:sz="4"/>
@@ -6542,7 +6542,7 @@
         </w:tc>
         <w:tc>
           <w:tcPr>
-            <w:tcW w:type="dxa" w:w="900"/>
+            <w:tcW w:type="dxa" w:w="913"/>
             <w:tcBorders>
               <w:top w:val="single" w:color="D9D5C8" w:sz="4"/>
               <w:left w:val="single" w:color="D9D5C8" w:sz="4"/>
@@ -6578,7 +6578,7 @@
         </w:tc>
         <w:tc>
           <w:tcPr>
-            <w:tcW w:type="dxa" w:w="900"/>
+            <w:tcW w:type="dxa" w:w="913"/>
             <w:tcBorders>
               <w:top w:val="single" w:color="D9D5C8" w:sz="4"/>
               <w:left w:val="single" w:color="D9D5C8" w:sz="4"/>
@@ -6614,7 +6614,7 @@
         </w:tc>
         <w:tc>
           <w:tcPr>
-            <w:tcW w:type="dxa" w:w="5248"/>
+            <w:tcW w:type="dxa" w:w="5327"/>
             <w:tcBorders>
               <w:top w:val="single" w:color="D9D5C8" w:sz="4"/>
               <w:left w:val="single" w:color="D9D5C8" w:sz="4"/>
@@ -6652,7 +6652,7 @@
       <w:tr>
         <w:tc>
           <w:tcPr>
-            <w:tcW w:type="dxa" w:w="2600"/>
+            <w:tcW w:type="dxa" w:w="2639"/>
             <w:tcBorders>
               <w:top w:val="single" w:color="D9D5C8" w:sz="4"/>
               <w:left w:val="single" w:color="D9D5C8" w:sz="4"/>
@@ -6687,7 +6687,7 @@
         </w:tc>
         <w:tc>
           <w:tcPr>
-            <w:tcW w:type="dxa" w:w="900"/>
+            <w:tcW w:type="dxa" w:w="913"/>
             <w:tcBorders>
               <w:top w:val="single" w:color="D9D5C8" w:sz="4"/>
               <w:left w:val="single" w:color="D9D5C8" w:sz="4"/>
@@ -6722,7 +6722,7 @@
         </w:tc>
         <w:tc>
           <w:tcPr>
-            <w:tcW w:type="dxa" w:w="900"/>
+            <w:tcW w:type="dxa" w:w="913"/>
             <w:tcBorders>
               <w:top w:val="single" w:color="D9D5C8" w:sz="4"/>
               <w:left w:val="single" w:color="D9D5C8" w:sz="4"/>
@@ -6757,7 +6757,7 @@
         </w:tc>
         <w:tc>
           <w:tcPr>
-            <w:tcW w:type="dxa" w:w="5248"/>
+            <w:tcW w:type="dxa" w:w="5327"/>
             <w:tcBorders>
               <w:top w:val="single" w:color="D9D5C8" w:sz="4"/>
               <w:left w:val="single" w:color="D9D5C8" w:sz="4"/>
@@ -6794,7 +6794,7 @@
       <w:tr>
         <w:tc>
           <w:tcPr>
-            <w:tcW w:type="dxa" w:w="2600"/>
+            <w:tcW w:type="dxa" w:w="2639"/>
             <w:tcBorders>
               <w:top w:val="single" w:color="D9D5C8" w:sz="4"/>
               <w:left w:val="single" w:color="D9D5C8" w:sz="4"/>
@@ -6829,7 +6829,7 @@
         </w:tc>
         <w:tc>
           <w:tcPr>
-            <w:tcW w:type="dxa" w:w="900"/>
+            <w:tcW w:type="dxa" w:w="913"/>
             <w:tcBorders>
               <w:top w:val="single" w:color="D9D5C8" w:sz="4"/>
               <w:left w:val="single" w:color="D9D5C8" w:sz="4"/>
@@ -6864,7 +6864,7 @@
         </w:tc>
         <w:tc>
           <w:tcPr>
-            <w:tcW w:type="dxa" w:w="900"/>
+            <w:tcW w:type="dxa" w:w="913"/>
             <w:tcBorders>
               <w:top w:val="single" w:color="D9D5C8" w:sz="4"/>
               <w:left w:val="single" w:color="D9D5C8" w:sz="4"/>
@@ -6899,7 +6899,7 @@
         </w:tc>
         <w:tc>
           <w:tcPr>
-            <w:tcW w:type="dxa" w:w="5248"/>
+            <w:tcW w:type="dxa" w:w="5327"/>
             <w:tcBorders>
               <w:top w:val="single" w:color="D9D5C8" w:sz="4"/>
               <w:left w:val="single" w:color="D9D5C8" w:sz="4"/>
@@ -6961,7 +6961,7 @@
     </w:p>
     <w:tbl>
       <w:tblPr>
-        <w:tblW w:type="dxa" w:w="9648"/>
+        <w:tblW w:type="dxa" w:w="9792"/>
         <w:tblBorders>
           <w:top w:val="single" w:color="auto" w:sz="4"/>
           <w:left w:val="single" w:color="auto" w:sz="4"/>
@@ -6972,8 +6972,8 @@
         </w:tblBorders>
       </w:tblPr>
       <w:tblGrid>
-        <w:gridCol w:w="2600"/>
-        <w:gridCol w:w="7048"/>
+        <w:gridCol w:w="2639"/>
+        <w:gridCol w:w="7153"/>
       </w:tblGrid>
       <w:tr>
         <w:trPr>
@@ -6981,7 +6981,7 @@
         </w:trPr>
         <w:tc>
           <w:tcPr>
-            <w:tcW w:type="dxa" w:w="2600"/>
+            <w:tcW w:type="dxa" w:w="2639"/>
             <w:tcBorders>
               <w:top w:val="single" w:color="D9D5C8" w:sz="4"/>
               <w:left w:val="single" w:color="D9D5C8" w:sz="4"/>
@@ -7017,7 +7017,7 @@
         </w:tc>
         <w:tc>
           <w:tcPr>
-            <w:tcW w:type="dxa" w:w="7048"/>
+            <w:tcW w:type="dxa" w:w="7153"/>
             <w:tcBorders>
               <w:top w:val="single" w:color="D9D5C8" w:sz="4"/>
               <w:left w:val="single" w:color="D9D5C8" w:sz="4"/>
@@ -7055,7 +7055,7 @@
       <w:tr>
         <w:tc>
           <w:tcPr>
-            <w:tcW w:type="dxa" w:w="2600"/>
+            <w:tcW w:type="dxa" w:w="2639"/>
             <w:tcBorders>
               <w:top w:val="single" w:color="D9D5C8" w:sz="4"/>
               <w:left w:val="single" w:color="D9D5C8" w:sz="4"/>
@@ -7090,7 +7090,7 @@
         </w:tc>
         <w:tc>
           <w:tcPr>
-            <w:tcW w:type="dxa" w:w="7048"/>
+            <w:tcW w:type="dxa" w:w="7153"/>
             <w:tcBorders>
               <w:top w:val="single" w:color="D9D5C8" w:sz="4"/>
               <w:left w:val="single" w:color="D9D5C8" w:sz="4"/>
@@ -7127,7 +7127,7 @@
       <w:tr>
         <w:tc>
           <w:tcPr>
-            <w:tcW w:type="dxa" w:w="2600"/>
+            <w:tcW w:type="dxa" w:w="2639"/>
             <w:tcBorders>
               <w:top w:val="single" w:color="D9D5C8" w:sz="4"/>
               <w:left w:val="single" w:color="D9D5C8" w:sz="4"/>
@@ -7162,7 +7162,7 @@
         </w:tc>
         <w:tc>
           <w:tcPr>
-            <w:tcW w:type="dxa" w:w="7048"/>
+            <w:tcW w:type="dxa" w:w="7153"/>
             <w:tcBorders>
               <w:top w:val="single" w:color="D9D5C8" w:sz="4"/>
               <w:left w:val="single" w:color="D9D5C8" w:sz="4"/>
@@ -7199,7 +7199,7 @@
       <w:tr>
         <w:tc>
           <w:tcPr>
-            <w:tcW w:type="dxa" w:w="2600"/>
+            <w:tcW w:type="dxa" w:w="2639"/>
             <w:tcBorders>
               <w:top w:val="single" w:color="D9D5C8" w:sz="4"/>
               <w:left w:val="single" w:color="D9D5C8" w:sz="4"/>
@@ -7234,7 +7234,7 @@
         </w:tc>
         <w:tc>
           <w:tcPr>
-            <w:tcW w:type="dxa" w:w="7048"/>
+            <w:tcW w:type="dxa" w:w="7153"/>
             <w:tcBorders>
               <w:top w:val="single" w:color="D9D5C8" w:sz="4"/>
               <w:left w:val="single" w:color="D9D5C8" w:sz="4"/>
@@ -7370,7 +7370,7 @@
     </w:p>
     <w:tbl>
       <w:tblPr>
-        <w:tblW w:type="dxa" w:w="9648"/>
+        <w:tblW w:type="dxa" w:w="9792"/>
         <w:tblBorders>
           <w:top w:val="single" w:color="auto" w:sz="4"/>
           <w:left w:val="single" w:color="auto" w:sz="4"/>
@@ -7381,12 +7381,12 @@
         </w:tblBorders>
       </w:tblPr>
       <w:tblGrid>
-        <w:gridCol w:w="9648"/>
+        <w:gridCol w:w="9792"/>
       </w:tblGrid>
       <w:tr>
         <w:tc>
           <w:tcPr>
-            <w:tcW w:type="dxa" w:w="9648"/>
+            <w:tcW w:type="dxa" w:w="9792"/>
             <w:tcBorders>
               <w:top w:val="single" w:color="D9D5C8" w:sz="4"/>
               <w:left w:val="single" w:color="D9D5C8" w:sz="4"/>
@@ -7442,7 +7442,7 @@
     </w:tbl>
     <w:tbl>
       <w:tblPr>
-        <w:tblW w:type="dxa" w:w="9648"/>
+        <w:tblW w:type="dxa" w:w="9792"/>
         <w:tblBorders>
           <w:top w:val="single" w:color="auto" w:sz="4"/>
           <w:left w:val="single" w:color="auto" w:sz="4"/>
@@ -7453,8 +7453,8 @@
         </w:tblBorders>
       </w:tblPr>
       <w:tblGrid>
-        <w:gridCol w:w="2600"/>
-        <w:gridCol w:w="7048"/>
+        <w:gridCol w:w="2639"/>
+        <w:gridCol w:w="7153"/>
       </w:tblGrid>
       <w:tr>
         <w:trPr>
@@ -7462,7 +7462,7 @@
         </w:trPr>
         <w:tc>
           <w:tcPr>
-            <w:tcW w:type="dxa" w:w="2600"/>
+            <w:tcW w:type="dxa" w:w="2639"/>
             <w:tcBorders>
               <w:top w:val="single" w:color="D9D5C8" w:sz="4"/>
               <w:left w:val="single" w:color="D9D5C8" w:sz="4"/>
@@ -7498,7 +7498,7 @@
         </w:tc>
         <w:tc>
           <w:tcPr>
-            <w:tcW w:type="dxa" w:w="7048"/>
+            <w:tcW w:type="dxa" w:w="7153"/>
             <w:tcBorders>
               <w:top w:val="single" w:color="D9D5C8" w:sz="4"/>
               <w:left w:val="single" w:color="D9D5C8" w:sz="4"/>
@@ -7539,41 +7539,41 @@
         </w:trPr>
         <w:tc>
           <w:tcPr>
-            <w:tcW w:type="dxa" w:w="2600"/>
-            <w:tcBorders>
-              <w:top w:val="single" w:color="D9D5C8" w:sz="4"/>
-              <w:left w:val="single" w:color="D9D5C8" w:sz="4"/>
-              <w:bottom w:val="single" w:color="D9D5C8" w:sz="4"/>
-              <w:right w:val="single" w:color="D9D5C8" w:sz="4"/>
-            </w:tcBorders>
-            <w:tcMar>
-              <w:top w:type="dxa" w:w="60"/>
-              <w:left w:type="dxa" w:w="110"/>
-              <w:bottom w:type="dxa" w:w="60"/>
-              <w:right w:type="dxa" w:w="110"/>
-            </w:tcMar>
-          </w:tcPr>
-          <w:p>
-            <w:pPr>
-              <w:spacing w:after="0"/>
-            </w:pPr>
-            <w:r>
-              <w:rPr>
-                <w:b w:val="false"/>
-                <w:bCs w:val="false"/>
-                <w:i w:val="false"/>
-                <w:iCs w:val="false"/>
-                <w:color w:val="1A1A1A"/>
-                <w:sz w:val="20"/>
-                <w:szCs w:val="20"/>
-                <w:rFonts w:ascii="Calibri" w:cs="Calibri" w:eastAsia="Calibri" w:hAnsi="Calibri"/>
-              </w:rPr>
-            </w:r>
-          </w:p>
-        </w:tc>
-        <w:tc>
-          <w:tcPr>
-            <w:tcW w:type="dxa" w:w="7048"/>
+            <w:tcW w:type="dxa" w:w="2639"/>
+            <w:tcBorders>
+              <w:top w:val="single" w:color="D9D5C8" w:sz="4"/>
+              <w:left w:val="single" w:color="D9D5C8" w:sz="4"/>
+              <w:bottom w:val="single" w:color="D9D5C8" w:sz="4"/>
+              <w:right w:val="single" w:color="D9D5C8" w:sz="4"/>
+            </w:tcBorders>
+            <w:tcMar>
+              <w:top w:type="dxa" w:w="60"/>
+              <w:left w:type="dxa" w:w="110"/>
+              <w:bottom w:type="dxa" w:w="60"/>
+              <w:right w:type="dxa" w:w="110"/>
+            </w:tcMar>
+          </w:tcPr>
+          <w:p>
+            <w:pPr>
+              <w:spacing w:after="0"/>
+            </w:pPr>
+            <w:r>
+              <w:rPr>
+                <w:b w:val="false"/>
+                <w:bCs w:val="false"/>
+                <w:i w:val="false"/>
+                <w:iCs w:val="false"/>
+                <w:color w:val="1A1A1A"/>
+                <w:sz w:val="20"/>
+                <w:szCs w:val="20"/>
+                <w:rFonts w:ascii="Calibri" w:cs="Calibri" w:eastAsia="Calibri" w:hAnsi="Calibri"/>
+              </w:rPr>
+            </w:r>
+          </w:p>
+        </w:tc>
+        <w:tc>
+          <w:tcPr>
+            <w:tcW w:type="dxa" w:w="7153"/>
             <w:tcBorders>
               <w:top w:val="single" w:color="D9D5C8" w:sz="4"/>
               <w:left w:val="single" w:color="D9D5C8" w:sz="4"/>
@@ -7612,41 +7612,41 @@
         </w:trPr>
         <w:tc>
           <w:tcPr>
-            <w:tcW w:type="dxa" w:w="2600"/>
-            <w:tcBorders>
-              <w:top w:val="single" w:color="D9D5C8" w:sz="4"/>
-              <w:left w:val="single" w:color="D9D5C8" w:sz="4"/>
-              <w:bottom w:val="single" w:color="D9D5C8" w:sz="4"/>
-              <w:right w:val="single" w:color="D9D5C8" w:sz="4"/>
-            </w:tcBorders>
-            <w:tcMar>
-              <w:top w:type="dxa" w:w="60"/>
-              <w:left w:type="dxa" w:w="110"/>
-              <w:bottom w:type="dxa" w:w="60"/>
-              <w:right w:type="dxa" w:w="110"/>
-            </w:tcMar>
-          </w:tcPr>
-          <w:p>
-            <w:pPr>
-              <w:spacing w:after="0"/>
-            </w:pPr>
-            <w:r>
-              <w:rPr>
-                <w:b w:val="false"/>
-                <w:bCs w:val="false"/>
-                <w:i w:val="false"/>
-                <w:iCs w:val="false"/>
-                <w:color w:val="1A1A1A"/>
-                <w:sz w:val="20"/>
-                <w:szCs w:val="20"/>
-                <w:rFonts w:ascii="Calibri" w:cs="Calibri" w:eastAsia="Calibri" w:hAnsi="Calibri"/>
-              </w:rPr>
-            </w:r>
-          </w:p>
-        </w:tc>
-        <w:tc>
-          <w:tcPr>
-            <w:tcW w:type="dxa" w:w="7048"/>
+            <w:tcW w:type="dxa" w:w="2639"/>
+            <w:tcBorders>
+              <w:top w:val="single" w:color="D9D5C8" w:sz="4"/>
+              <w:left w:val="single" w:color="D9D5C8" w:sz="4"/>
+              <w:bottom w:val="single" w:color="D9D5C8" w:sz="4"/>
+              <w:right w:val="single" w:color="D9D5C8" w:sz="4"/>
+            </w:tcBorders>
+            <w:tcMar>
+              <w:top w:type="dxa" w:w="60"/>
+              <w:left w:type="dxa" w:w="110"/>
+              <w:bottom w:type="dxa" w:w="60"/>
+              <w:right w:type="dxa" w:w="110"/>
+            </w:tcMar>
+          </w:tcPr>
+          <w:p>
+            <w:pPr>
+              <w:spacing w:after="0"/>
+            </w:pPr>
+            <w:r>
+              <w:rPr>
+                <w:b w:val="false"/>
+                <w:bCs w:val="false"/>
+                <w:i w:val="false"/>
+                <w:iCs w:val="false"/>
+                <w:color w:val="1A1A1A"/>
+                <w:sz w:val="20"/>
+                <w:szCs w:val="20"/>
+                <w:rFonts w:ascii="Calibri" w:cs="Calibri" w:eastAsia="Calibri" w:hAnsi="Calibri"/>
+              </w:rPr>
+            </w:r>
+          </w:p>
+        </w:tc>
+        <w:tc>
+          <w:tcPr>
+            <w:tcW w:type="dxa" w:w="7153"/>
             <w:tcBorders>
               <w:top w:val="single" w:color="D9D5C8" w:sz="4"/>
               <w:left w:val="single" w:color="D9D5C8" w:sz="4"/>
@@ -7685,41 +7685,41 @@
         </w:trPr>
         <w:tc>
           <w:tcPr>
-            <w:tcW w:type="dxa" w:w="2600"/>
-            <w:tcBorders>
-              <w:top w:val="single" w:color="D9D5C8" w:sz="4"/>
-              <w:left w:val="single" w:color="D9D5C8" w:sz="4"/>
-              <w:bottom w:val="single" w:color="D9D5C8" w:sz="4"/>
-              <w:right w:val="single" w:color="D9D5C8" w:sz="4"/>
-            </w:tcBorders>
-            <w:tcMar>
-              <w:top w:type="dxa" w:w="60"/>
-              <w:left w:type="dxa" w:w="110"/>
-              <w:bottom w:type="dxa" w:w="60"/>
-              <w:right w:type="dxa" w:w="110"/>
-            </w:tcMar>
-          </w:tcPr>
-          <w:p>
-            <w:pPr>
-              <w:spacing w:after="0"/>
-            </w:pPr>
-            <w:r>
-              <w:rPr>
-                <w:b w:val="false"/>
-                <w:bCs w:val="false"/>
-                <w:i w:val="false"/>
-                <w:iCs w:val="false"/>
-                <w:color w:val="1A1A1A"/>
-                <w:sz w:val="20"/>
-                <w:szCs w:val="20"/>
-                <w:rFonts w:ascii="Calibri" w:cs="Calibri" w:eastAsia="Calibri" w:hAnsi="Calibri"/>
-              </w:rPr>
-            </w:r>
-          </w:p>
-        </w:tc>
-        <w:tc>
-          <w:tcPr>
-            <w:tcW w:type="dxa" w:w="7048"/>
+            <w:tcW w:type="dxa" w:w="2639"/>
+            <w:tcBorders>
+              <w:top w:val="single" w:color="D9D5C8" w:sz="4"/>
+              <w:left w:val="single" w:color="D9D5C8" w:sz="4"/>
+              <w:bottom w:val="single" w:color="D9D5C8" w:sz="4"/>
+              <w:right w:val="single" w:color="D9D5C8" w:sz="4"/>
+            </w:tcBorders>
+            <w:tcMar>
+              <w:top w:type="dxa" w:w="60"/>
+              <w:left w:type="dxa" w:w="110"/>
+              <w:bottom w:type="dxa" w:w="60"/>
+              <w:right w:type="dxa" w:w="110"/>
+            </w:tcMar>
+          </w:tcPr>
+          <w:p>
+            <w:pPr>
+              <w:spacing w:after="0"/>
+            </w:pPr>
+            <w:r>
+              <w:rPr>
+                <w:b w:val="false"/>
+                <w:bCs w:val="false"/>
+                <w:i w:val="false"/>
+                <w:iCs w:val="false"/>
+                <w:color w:val="1A1A1A"/>
+                <w:sz w:val="20"/>
+                <w:szCs w:val="20"/>
+                <w:rFonts w:ascii="Calibri" w:cs="Calibri" w:eastAsia="Calibri" w:hAnsi="Calibri"/>
+              </w:rPr>
+            </w:r>
+          </w:p>
+        </w:tc>
+        <w:tc>
+          <w:tcPr>
+            <w:tcW w:type="dxa" w:w="7153"/>
             <w:tcBorders>
               <w:top w:val="single" w:color="D9D5C8" w:sz="4"/>
               <w:left w:val="single" w:color="D9D5C8" w:sz="4"/>
@@ -7758,41 +7758,41 @@
         </w:trPr>
         <w:tc>
           <w:tcPr>
-            <w:tcW w:type="dxa" w:w="2600"/>
-            <w:tcBorders>
-              <w:top w:val="single" w:color="D9D5C8" w:sz="4"/>
-              <w:left w:val="single" w:color="D9D5C8" w:sz="4"/>
-              <w:bottom w:val="single" w:color="D9D5C8" w:sz="4"/>
-              <w:right w:val="single" w:color="D9D5C8" w:sz="4"/>
-            </w:tcBorders>
-            <w:tcMar>
-              <w:top w:type="dxa" w:w="60"/>
-              <w:left w:type="dxa" w:w="110"/>
-              <w:bottom w:type="dxa" w:w="60"/>
-              <w:right w:type="dxa" w:w="110"/>
-            </w:tcMar>
-          </w:tcPr>
-          <w:p>
-            <w:pPr>
-              <w:spacing w:after="0"/>
-            </w:pPr>
-            <w:r>
-              <w:rPr>
-                <w:b w:val="false"/>
-                <w:bCs w:val="false"/>
-                <w:i w:val="false"/>
-                <w:iCs w:val="false"/>
-                <w:color w:val="1A1A1A"/>
-                <w:sz w:val="20"/>
-                <w:szCs w:val="20"/>
-                <w:rFonts w:ascii="Calibri" w:cs="Calibri" w:eastAsia="Calibri" w:hAnsi="Calibri"/>
-              </w:rPr>
-            </w:r>
-          </w:p>
-        </w:tc>
-        <w:tc>
-          <w:tcPr>
-            <w:tcW w:type="dxa" w:w="7048"/>
+            <w:tcW w:type="dxa" w:w="2639"/>
+            <w:tcBorders>
+              <w:top w:val="single" w:color="D9D5C8" w:sz="4"/>
+              <w:left w:val="single" w:color="D9D5C8" w:sz="4"/>
+              <w:bottom w:val="single" w:color="D9D5C8" w:sz="4"/>
+              <w:right w:val="single" w:color="D9D5C8" w:sz="4"/>
+            </w:tcBorders>
+            <w:tcMar>
+              <w:top w:type="dxa" w:w="60"/>
+              <w:left w:type="dxa" w:w="110"/>
+              <w:bottom w:type="dxa" w:w="60"/>
+              <w:right w:type="dxa" w:w="110"/>
+            </w:tcMar>
+          </w:tcPr>
+          <w:p>
+            <w:pPr>
+              <w:spacing w:after="0"/>
+            </w:pPr>
+            <w:r>
+              <w:rPr>
+                <w:b w:val="false"/>
+                <w:bCs w:val="false"/>
+                <w:i w:val="false"/>
+                <w:iCs w:val="false"/>
+                <w:color w:val="1A1A1A"/>
+                <w:sz w:val="20"/>
+                <w:szCs w:val="20"/>
+                <w:rFonts w:ascii="Calibri" w:cs="Calibri" w:eastAsia="Calibri" w:hAnsi="Calibri"/>
+              </w:rPr>
+            </w:r>
+          </w:p>
+        </w:tc>
+        <w:tc>
+          <w:tcPr>
+            <w:tcW w:type="dxa" w:w="7153"/>
             <w:tcBorders>
               <w:top w:val="single" w:color="D9D5C8" w:sz="4"/>
               <w:left w:val="single" w:color="D9D5C8" w:sz="4"/>
@@ -7846,7 +7846,7 @@
     </w:p>
     <w:tbl>
       <w:tblPr>
-        <w:tblW w:type="dxa" w:w="9648"/>
+        <w:tblW w:type="dxa" w:w="9792"/>
         <w:tblBorders>
           <w:top w:val="single" w:color="auto" w:sz="4"/>
           <w:left w:val="single" w:color="auto" w:sz="4"/>
@@ -7857,12 +7857,12 @@
         </w:tblBorders>
       </w:tblPr>
       <w:tblGrid>
-        <w:gridCol w:w="9648"/>
+        <w:gridCol w:w="9792"/>
       </w:tblGrid>
       <w:tr>
         <w:tc>
           <w:tcPr>
-            <w:tcW w:type="dxa" w:w="9648"/>
+            <w:tcW w:type="dxa" w:w="9792"/>
             <w:tcBorders>
               <w:top w:val="single" w:color="D9D5C8" w:sz="4"/>
               <w:left w:val="single" w:color="D9D5C8" w:sz="4"/>
@@ -7903,7 +7903,7 @@
         </w:trPr>
         <w:tc>
           <w:tcPr>
-            <w:tcW w:type="dxa" w:w="9648"/>
+            <w:tcW w:type="dxa" w:w="9792"/>
             <w:tcBorders>
               <w:top w:val="single" w:color="D9D5C8" w:sz="4"/>
               <w:left w:val="single" w:color="D9D5C8" w:sz="4"/>
@@ -7939,7 +7939,7 @@
     </w:tbl>
     <w:tbl>
       <w:tblPr>
-        <w:tblW w:type="dxa" w:w="9648"/>
+        <w:tblW w:type="dxa" w:w="9792"/>
         <w:tblBorders>
           <w:top w:val="single" w:color="auto" w:sz="4"/>
           <w:left w:val="single" w:color="auto" w:sz="4"/>
@@ -7950,12 +7950,12 @@
         </w:tblBorders>
       </w:tblPr>
       <w:tblGrid>
-        <w:gridCol w:w="9648"/>
+        <w:gridCol w:w="9792"/>
       </w:tblGrid>
       <w:tr>
         <w:tc>
           <w:tcPr>
-            <w:tcW w:type="dxa" w:w="9648"/>
+            <w:tcW w:type="dxa" w:w="9792"/>
             <w:tcBorders>
               <w:top w:val="single" w:color="D9D5C8" w:sz="4"/>
               <w:left w:val="single" w:color="D9D5C8" w:sz="4"/>
@@ -7996,7 +7996,7 @@
         </w:trPr>
         <w:tc>
           <w:tcPr>
-            <w:tcW w:type="dxa" w:w="9648"/>
+            <w:tcW w:type="dxa" w:w="9792"/>
             <w:tcBorders>
               <w:top w:val="single" w:color="D9D5C8" w:sz="4"/>
               <w:left w:val="single" w:color="D9D5C8" w:sz="4"/>
@@ -8035,7 +8035,7 @@
         </w:trPr>
         <w:tc>
           <w:tcPr>
-            <w:tcW w:type="dxa" w:w="9648"/>
+            <w:tcW w:type="dxa" w:w="9792"/>
             <w:tcBorders>
               <w:top w:val="single" w:color="D9D5C8" w:sz="4"/>
               <w:left w:val="single" w:color="D9D5C8" w:sz="4"/>
@@ -8071,7 +8071,7 @@
     </w:tbl>
     <w:tbl>
       <w:tblPr>
-        <w:tblW w:type="dxa" w:w="9648"/>
+        <w:tblW w:type="dxa" w:w="9792"/>
         <w:tblBorders>
           <w:top w:val="single" w:color="auto" w:sz="4"/>
           <w:left w:val="single" w:color="auto" w:sz="4"/>
@@ -8082,12 +8082,12 @@
         </w:tblBorders>
       </w:tblPr>
       <w:tblGrid>
-        <w:gridCol w:w="9648"/>
+        <w:gridCol w:w="9792"/>
       </w:tblGrid>
       <w:tr>
         <w:tc>
           <w:tcPr>
-            <w:tcW w:type="dxa" w:w="9648"/>
+            <w:tcW w:type="dxa" w:w="9792"/>
             <w:tcBorders>
               <w:top w:val="single" w:color="D9D5C8" w:sz="4"/>
               <w:left w:val="single" w:color="D9D5C8" w:sz="4"/>
@@ -8128,7 +8128,7 @@
         </w:trPr>
         <w:tc>
           <w:tcPr>
-            <w:tcW w:type="dxa" w:w="9648"/>
+            <w:tcW w:type="dxa" w:w="9792"/>
             <w:tcBorders>
               <w:top w:val="single" w:color="D9D5C8" w:sz="4"/>
               <w:left w:val="single" w:color="D9D5C8" w:sz="4"/>
@@ -8207,7 +8207,7 @@
     </w:p>
     <w:tbl>
       <w:tblPr>
-        <w:tblW w:type="dxa" w:w="9648"/>
+        <w:tblW w:type="dxa" w:w="9792"/>
         <w:tblBorders>
           <w:top w:val="single" w:color="auto" w:sz="4"/>
           <w:left w:val="single" w:color="auto" w:sz="4"/>
@@ -8218,12 +8218,12 @@
         </w:tblBorders>
       </w:tblPr>
       <w:tblGrid>
-        <w:gridCol w:w="9648"/>
+        <w:gridCol w:w="9792"/>
       </w:tblGrid>
       <w:tr>
         <w:tc>
           <w:tcPr>
-            <w:tcW w:type="dxa" w:w="9648"/>
+            <w:tcW w:type="dxa" w:w="9792"/>
             <w:tcBorders>
               <w:top w:val="single" w:color="D9D5C8" w:sz="4"/>
               <w:left w:val="single" w:color="D9D5C8" w:sz="4"/>
@@ -8279,7 +8279,7 @@
     </w:tbl>
     <w:tbl>
       <w:tblPr>
-        <w:tblW w:type="dxa" w:w="9648"/>
+        <w:tblW w:type="dxa" w:w="9792"/>
         <w:tblBorders>
           <w:top w:val="single" w:color="auto" w:sz="4"/>
           <w:left w:val="single" w:color="auto" w:sz="4"/>
@@ -8290,12 +8290,12 @@
         </w:tblBorders>
       </w:tblPr>
       <w:tblGrid>
-        <w:gridCol w:w="9648"/>
+        <w:gridCol w:w="9792"/>
       </w:tblGrid>
       <w:tr>
         <w:tc>
           <w:tcPr>
-            <w:tcW w:type="dxa" w:w="9648"/>
+            <w:tcW w:type="dxa" w:w="9792"/>
             <w:tcBorders>
               <w:top w:val="single" w:color="D9D5C8" w:sz="4"/>
               <w:left w:val="single" w:color="D9D5C8" w:sz="4"/>
@@ -8364,7 +8364,7 @@
     </w:p>
     <w:tbl>
       <w:tblPr>
-        <w:tblW w:type="dxa" w:w="9648"/>
+        <w:tblW w:type="dxa" w:w="9792"/>
         <w:tblBorders>
           <w:top w:val="single" w:color="auto" w:sz="4"/>
           <w:left w:val="single" w:color="auto" w:sz="4"/>
@@ -8375,8 +8375,8 @@
         </w:tblBorders>
       </w:tblPr>
       <w:tblGrid>
-        <w:gridCol w:w="4824"/>
-        <w:gridCol w:w="4824"/>
+        <w:gridCol w:w="4896"/>
+        <w:gridCol w:w="4896"/>
       </w:tblGrid>
       <w:tr>
         <w:trPr>
@@ -8384,7 +8384,7 @@
         </w:trPr>
         <w:tc>
           <w:tcPr>
-            <w:tcW w:type="dxa" w:w="4824"/>
+            <w:tcW w:type="dxa" w:w="4896"/>
             <w:tcBorders>
               <w:top w:val="single" w:color="D9D5C8" w:sz="4"/>
               <w:left w:val="single" w:color="D9D5C8" w:sz="4"/>
@@ -8420,7 +8420,7 @@
         </w:tc>
         <w:tc>
           <w:tcPr>
-            <w:tcW w:type="dxa" w:w="4824"/>
+            <w:tcW w:type="dxa" w:w="4896"/>
             <w:tcBorders>
               <w:top w:val="single" w:color="D9D5C8" w:sz="4"/>
               <w:left w:val="single" w:color="D9D5C8" w:sz="4"/>
@@ -8461,41 +8461,41 @@
         </w:trPr>
         <w:tc>
           <w:tcPr>
-            <w:tcW w:type="dxa" w:w="4824"/>
-            <w:tcBorders>
-              <w:top w:val="single" w:color="D9D5C8" w:sz="4"/>
-              <w:left w:val="single" w:color="D9D5C8" w:sz="4"/>
-              <w:bottom w:val="single" w:color="D9D5C8" w:sz="4"/>
-              <w:right w:val="single" w:color="D9D5C8" w:sz="4"/>
-            </w:tcBorders>
-            <w:tcMar>
-              <w:top w:type="dxa" w:w="60"/>
-              <w:left w:type="dxa" w:w="110"/>
-              <w:bottom w:type="dxa" w:w="60"/>
-              <w:right w:type="dxa" w:w="110"/>
-            </w:tcMar>
-          </w:tcPr>
-          <w:p>
-            <w:pPr>
-              <w:spacing w:after="0"/>
-            </w:pPr>
-            <w:r>
-              <w:rPr>
-                <w:b w:val="false"/>
-                <w:bCs w:val="false"/>
-                <w:i w:val="false"/>
-                <w:iCs w:val="false"/>
-                <w:color w:val="1A1A1A"/>
-                <w:sz w:val="20"/>
-                <w:szCs w:val="20"/>
-                <w:rFonts w:ascii="Calibri" w:cs="Calibri" w:eastAsia="Calibri" w:hAnsi="Calibri"/>
-              </w:rPr>
-            </w:r>
-          </w:p>
-        </w:tc>
-        <w:tc>
-          <w:tcPr>
-            <w:tcW w:type="dxa" w:w="4824"/>
+            <w:tcW w:type="dxa" w:w="4896"/>
+            <w:tcBorders>
+              <w:top w:val="single" w:color="D9D5C8" w:sz="4"/>
+              <w:left w:val="single" w:color="D9D5C8" w:sz="4"/>
+              <w:bottom w:val="single" w:color="D9D5C8" w:sz="4"/>
+              <w:right w:val="single" w:color="D9D5C8" w:sz="4"/>
+            </w:tcBorders>
+            <w:tcMar>
+              <w:top w:type="dxa" w:w="60"/>
+              <w:left w:type="dxa" w:w="110"/>
+              <w:bottom w:type="dxa" w:w="60"/>
+              <w:right w:type="dxa" w:w="110"/>
+            </w:tcMar>
+          </w:tcPr>
+          <w:p>
+            <w:pPr>
+              <w:spacing w:after="0"/>
+            </w:pPr>
+            <w:r>
+              <w:rPr>
+                <w:b w:val="false"/>
+                <w:bCs w:val="false"/>
+                <w:i w:val="false"/>
+                <w:iCs w:val="false"/>
+                <w:color w:val="1A1A1A"/>
+                <w:sz w:val="20"/>
+                <w:szCs w:val="20"/>
+                <w:rFonts w:ascii="Calibri" w:cs="Calibri" w:eastAsia="Calibri" w:hAnsi="Calibri"/>
+              </w:rPr>
+            </w:r>
+          </w:p>
+        </w:tc>
+        <w:tc>
+          <w:tcPr>
+            <w:tcW w:type="dxa" w:w="4896"/>
             <w:tcBorders>
               <w:top w:val="single" w:color="D9D5C8" w:sz="4"/>
               <w:left w:val="single" w:color="D9D5C8" w:sz="4"/>
@@ -8534,7 +8534,7 @@
         </w:trPr>
         <w:tc>
           <w:tcPr>
-            <w:tcW w:type="dxa" w:w="4824"/>
+            <w:tcW w:type="dxa" w:w="4896"/>
             <w:tcBorders>
               <w:top w:val="single" w:color="D9D5C8" w:sz="4"/>
               <w:left w:val="single" w:color="D9D5C8" w:sz="4"/>
@@ -8569,7 +8569,7 @@
         </w:tc>
         <w:tc>
           <w:tcPr>
-            <w:tcW w:type="dxa" w:w="4824"/>
+            <w:tcW w:type="dxa" w:w="4896"/>
             <w:tcBorders>
               <w:top w:val="single" w:color="D9D5C8" w:sz="4"/>
               <w:left w:val="single" w:color="D9D5C8" w:sz="4"/>
@@ -8609,41 +8609,41 @@
         </w:trPr>
         <w:tc>
           <w:tcPr>
-            <w:tcW w:type="dxa" w:w="4824"/>
-            <w:tcBorders>
-              <w:top w:val="single" w:color="D9D5C8" w:sz="4"/>
-              <w:left w:val="single" w:color="D9D5C8" w:sz="4"/>
-              <w:bottom w:val="single" w:color="D9D5C8" w:sz="4"/>
-              <w:right w:val="single" w:color="D9D5C8" w:sz="4"/>
-            </w:tcBorders>
-            <w:tcMar>
-              <w:top w:type="dxa" w:w="60"/>
-              <w:left w:type="dxa" w:w="110"/>
-              <w:bottom w:type="dxa" w:w="60"/>
-              <w:right w:type="dxa" w:w="110"/>
-            </w:tcMar>
-          </w:tcPr>
-          <w:p>
-            <w:pPr>
-              <w:spacing w:after="0"/>
-            </w:pPr>
-            <w:r>
-              <w:rPr>
-                <w:b w:val="false"/>
-                <w:bCs w:val="false"/>
-                <w:i w:val="false"/>
-                <w:iCs w:val="false"/>
-                <w:color w:val="1A1A1A"/>
-                <w:sz w:val="20"/>
-                <w:szCs w:val="20"/>
-                <w:rFonts w:ascii="Calibri" w:cs="Calibri" w:eastAsia="Calibri" w:hAnsi="Calibri"/>
-              </w:rPr>
-            </w:r>
-          </w:p>
-        </w:tc>
-        <w:tc>
-          <w:tcPr>
-            <w:tcW w:type="dxa" w:w="4824"/>
+            <w:tcW w:type="dxa" w:w="4896"/>
+            <w:tcBorders>
+              <w:top w:val="single" w:color="D9D5C8" w:sz="4"/>
+              <w:left w:val="single" w:color="D9D5C8" w:sz="4"/>
+              <w:bottom w:val="single" w:color="D9D5C8" w:sz="4"/>
+              <w:right w:val="single" w:color="D9D5C8" w:sz="4"/>
+            </w:tcBorders>
+            <w:tcMar>
+              <w:top w:type="dxa" w:w="60"/>
+              <w:left w:type="dxa" w:w="110"/>
+              <w:bottom w:type="dxa" w:w="60"/>
+              <w:right w:type="dxa" w:w="110"/>
+            </w:tcMar>
+          </w:tcPr>
+          <w:p>
+            <w:pPr>
+              <w:spacing w:after="0"/>
+            </w:pPr>
+            <w:r>
+              <w:rPr>
+                <w:b w:val="false"/>
+                <w:bCs w:val="false"/>
+                <w:i w:val="false"/>
+                <w:iCs w:val="false"/>
+                <w:color w:val="1A1A1A"/>
+                <w:sz w:val="20"/>
+                <w:szCs w:val="20"/>
+                <w:rFonts w:ascii="Calibri" w:cs="Calibri" w:eastAsia="Calibri" w:hAnsi="Calibri"/>
+              </w:rPr>
+            </w:r>
+          </w:p>
+        </w:tc>
+        <w:tc>
+          <w:tcPr>
+            <w:tcW w:type="dxa" w:w="4896"/>
             <w:tcBorders>
               <w:top w:val="single" w:color="D9D5C8" w:sz="4"/>
               <w:left w:val="single" w:color="D9D5C8" w:sz="4"/>
@@ -8679,7 +8679,7 @@
     </w:tbl>
     <w:tbl>
       <w:tblPr>
-        <w:tblW w:type="dxa" w:w="9648"/>
+        <w:tblW w:type="dxa" w:w="9792"/>
         <w:tblBorders>
           <w:top w:val="single" w:color="auto" w:sz="4"/>
           <w:left w:val="single" w:color="auto" w:sz="4"/>
@@ -8690,12 +8690,12 @@
         </w:tblBorders>
       </w:tblPr>
       <w:tblGrid>
-        <w:gridCol w:w="9648"/>
+        <w:gridCol w:w="9792"/>
       </w:tblGrid>
       <w:tr>
         <w:tc>
           <w:tcPr>
-            <w:tcW w:type="dxa" w:w="9648"/>
+            <w:tcW w:type="dxa" w:w="9792"/>
             <w:tcBorders>
               <w:top w:val="single" w:color="D9D5C8" w:sz="4"/>
               <w:left w:val="single" w:color="D9D5C8" w:sz="4"/>
@@ -8736,7 +8736,7 @@
         </w:trPr>
         <w:tc>
           <w:tcPr>
-            <w:tcW w:type="dxa" w:w="9648"/>
+            <w:tcW w:type="dxa" w:w="9792"/>
             <w:tcBorders>
               <w:top w:val="single" w:color="D9D5C8" w:sz="4"/>
               <w:left w:val="single" w:color="D9D5C8" w:sz="4"/>
@@ -8815,7 +8815,7 @@
     </w:p>
     <w:tbl>
       <w:tblPr>
-        <w:tblW w:type="dxa" w:w="9648"/>
+        <w:tblW w:type="dxa" w:w="9792"/>
         <w:tblBorders>
           <w:top w:val="single" w:color="auto" w:sz="4"/>
           <w:left w:val="single" w:color="auto" w:sz="4"/>
@@ -8826,9 +8826,9 @@
         </w:tblBorders>
       </w:tblPr>
       <w:tblGrid>
-        <w:gridCol w:w="3200"/>
-        <w:gridCol w:w="1900"/>
-        <w:gridCol w:w="4548"/>
+        <w:gridCol w:w="3248"/>
+        <w:gridCol w:w="1928"/>
+        <w:gridCol w:w="4616"/>
       </w:tblGrid>
       <w:tr>
         <w:trPr>
@@ -8836,7 +8836,7 @@
         </w:trPr>
         <w:tc>
           <w:tcPr>
-            <w:tcW w:type="dxa" w:w="3200"/>
+            <w:tcW w:type="dxa" w:w="3248"/>
             <w:tcBorders>
               <w:top w:val="single" w:color="D9D5C8" w:sz="4"/>
               <w:left w:val="single" w:color="D9D5C8" w:sz="4"/>
@@ -8872,7 +8872,7 @@
         </w:tc>
         <w:tc>
           <w:tcPr>
-            <w:tcW w:type="dxa" w:w="1900"/>
+            <w:tcW w:type="dxa" w:w="1928"/>
             <w:tcBorders>
               <w:top w:val="single" w:color="D9D5C8" w:sz="4"/>
               <w:left w:val="single" w:color="D9D5C8" w:sz="4"/>
@@ -8908,7 +8908,7 @@
         </w:tc>
         <w:tc>
           <w:tcPr>
-            <w:tcW w:type="dxa" w:w="4548"/>
+            <w:tcW w:type="dxa" w:w="4616"/>
             <w:tcBorders>
               <w:top w:val="single" w:color="D9D5C8" w:sz="4"/>
               <w:left w:val="single" w:color="D9D5C8" w:sz="4"/>
@@ -8946,7 +8946,7 @@
       <w:tr>
         <w:tc>
           <w:tcPr>
-            <w:tcW w:type="dxa" w:w="3200"/>
+            <w:tcW w:type="dxa" w:w="3248"/>
             <w:tcBorders>
               <w:top w:val="single" w:color="D9D5C8" w:sz="4"/>
               <w:left w:val="single" w:color="D9D5C8" w:sz="4"/>
@@ -8981,7 +8981,7 @@
         </w:tc>
         <w:tc>
           <w:tcPr>
-            <w:tcW w:type="dxa" w:w="1900"/>
+            <w:tcW w:type="dxa" w:w="1928"/>
             <w:tcBorders>
               <w:top w:val="single" w:color="D9D5C8" w:sz="4"/>
               <w:left w:val="single" w:color="D9D5C8" w:sz="4"/>
@@ -9016,7 +9016,7 @@
         </w:tc>
         <w:tc>
           <w:tcPr>
-            <w:tcW w:type="dxa" w:w="4548"/>
+            <w:tcW w:type="dxa" w:w="4616"/>
             <w:tcBorders>
               <w:top w:val="single" w:color="D9D5C8" w:sz="4"/>
               <w:left w:val="single" w:color="D9D5C8" w:sz="4"/>
@@ -9053,7 +9053,7 @@
       <w:tr>
         <w:tc>
           <w:tcPr>
-            <w:tcW w:type="dxa" w:w="3200"/>
+            <w:tcW w:type="dxa" w:w="3248"/>
             <w:tcBorders>
               <w:top w:val="single" w:color="D9D5C8" w:sz="4"/>
               <w:left w:val="single" w:color="D9D5C8" w:sz="4"/>
@@ -9088,7 +9088,7 @@
         </w:tc>
         <w:tc>
           <w:tcPr>
-            <w:tcW w:type="dxa" w:w="1900"/>
+            <w:tcW w:type="dxa" w:w="1928"/>
             <w:tcBorders>
               <w:top w:val="single" w:color="D9D5C8" w:sz="4"/>
               <w:left w:val="single" w:color="D9D5C8" w:sz="4"/>
@@ -9123,7 +9123,7 @@
         </w:tc>
         <w:tc>
           <w:tcPr>
-            <w:tcW w:type="dxa" w:w="4548"/>
+            <w:tcW w:type="dxa" w:w="4616"/>
             <w:tcBorders>
               <w:top w:val="single" w:color="D9D5C8" w:sz="4"/>
               <w:left w:val="single" w:color="D9D5C8" w:sz="4"/>
@@ -9160,7 +9160,7 @@
       <w:tr>
         <w:tc>
           <w:tcPr>
-            <w:tcW w:type="dxa" w:w="3200"/>
+            <w:tcW w:type="dxa" w:w="3248"/>
             <w:tcBorders>
               <w:top w:val="single" w:color="D9D5C8" w:sz="4"/>
               <w:left w:val="single" w:color="D9D5C8" w:sz="4"/>
@@ -9195,7 +9195,7 @@
         </w:tc>
         <w:tc>
           <w:tcPr>
-            <w:tcW w:type="dxa" w:w="1900"/>
+            <w:tcW w:type="dxa" w:w="1928"/>
             <w:tcBorders>
               <w:top w:val="single" w:color="D9D5C8" w:sz="4"/>
               <w:left w:val="single" w:color="D9D5C8" w:sz="4"/>
@@ -9230,7 +9230,7 @@
         </w:tc>
         <w:tc>
           <w:tcPr>
-            <w:tcW w:type="dxa" w:w="4548"/>
+            <w:tcW w:type="dxa" w:w="4616"/>
             <w:tcBorders>
               <w:top w:val="single" w:color="D9D5C8" w:sz="4"/>
               <w:left w:val="single" w:color="D9D5C8" w:sz="4"/>
@@ -9267,7 +9267,7 @@
       <w:tr>
         <w:tc>
           <w:tcPr>
-            <w:tcW w:type="dxa" w:w="3200"/>
+            <w:tcW w:type="dxa" w:w="3248"/>
             <w:tcBorders>
               <w:top w:val="single" w:color="D9D5C8" w:sz="4"/>
               <w:left w:val="single" w:color="D9D5C8" w:sz="4"/>
@@ -9302,7 +9302,7 @@
         </w:tc>
         <w:tc>
           <w:tcPr>
-            <w:tcW w:type="dxa" w:w="1900"/>
+            <w:tcW w:type="dxa" w:w="1928"/>
             <w:tcBorders>
               <w:top w:val="single" w:color="D9D5C8" w:sz="4"/>
               <w:left w:val="single" w:color="D9D5C8" w:sz="4"/>
@@ -9337,7 +9337,7 @@
         </w:tc>
         <w:tc>
           <w:tcPr>
-            <w:tcW w:type="dxa" w:w="4548"/>
+            <w:tcW w:type="dxa" w:w="4616"/>
             <w:tcBorders>
               <w:top w:val="single" w:color="D9D5C8" w:sz="4"/>
               <w:left w:val="single" w:color="D9D5C8" w:sz="4"/>
@@ -9374,7 +9374,7 @@
       <w:tr>
         <w:tc>
           <w:tcPr>
-            <w:tcW w:type="dxa" w:w="3200"/>
+            <w:tcW w:type="dxa" w:w="3248"/>
             <w:tcBorders>
               <w:top w:val="single" w:color="D9D5C8" w:sz="4"/>
               <w:left w:val="single" w:color="D9D5C8" w:sz="4"/>
@@ -9409,7 +9409,7 @@
         </w:tc>
         <w:tc>
           <w:tcPr>
-            <w:tcW w:type="dxa" w:w="1900"/>
+            <w:tcW w:type="dxa" w:w="1928"/>
             <w:tcBorders>
               <w:top w:val="single" w:color="D9D5C8" w:sz="4"/>
               <w:left w:val="single" w:color="D9D5C8" w:sz="4"/>
@@ -9444,7 +9444,7 @@
         </w:tc>
         <w:tc>
           <w:tcPr>
-            <w:tcW w:type="dxa" w:w="4548"/>
+            <w:tcW w:type="dxa" w:w="4616"/>
             <w:tcBorders>
               <w:top w:val="single" w:color="D9D5C8" w:sz="4"/>
               <w:left w:val="single" w:color="D9D5C8" w:sz="4"/>
@@ -9481,7 +9481,7 @@
       <w:tr>
         <w:tc>
           <w:tcPr>
-            <w:tcW w:type="dxa" w:w="3200"/>
+            <w:tcW w:type="dxa" w:w="3248"/>
             <w:tcBorders>
               <w:top w:val="single" w:color="D9D5C8" w:sz="4"/>
               <w:left w:val="single" w:color="D9D5C8" w:sz="4"/>
@@ -9516,7 +9516,7 @@
         </w:tc>
         <w:tc>
           <w:tcPr>
-            <w:tcW w:type="dxa" w:w="1900"/>
+            <w:tcW w:type="dxa" w:w="1928"/>
             <w:tcBorders>
               <w:top w:val="single" w:color="D9D5C8" w:sz="4"/>
               <w:left w:val="single" w:color="D9D5C8" w:sz="4"/>
@@ -9551,7 +9551,7 @@
         </w:tc>
         <w:tc>
           <w:tcPr>
-            <w:tcW w:type="dxa" w:w="4548"/>
+            <w:tcW w:type="dxa" w:w="4616"/>
             <w:tcBorders>
               <w:top w:val="single" w:color="D9D5C8" w:sz="4"/>
               <w:left w:val="single" w:color="D9D5C8" w:sz="4"/>
@@ -9588,7 +9588,7 @@
     </w:tbl>
     <w:tbl>
       <w:tblPr>
-        <w:tblW w:type="dxa" w:w="9648"/>
+        <w:tblW w:type="dxa" w:w="9792"/>
         <w:tblBorders>
           <w:top w:val="single" w:color="auto" w:sz="4"/>
           <w:left w:val="single" w:color="auto" w:sz="4"/>
@@ -9599,12 +9599,12 @@
         </w:tblBorders>
       </w:tblPr>
       <w:tblGrid>
-        <w:gridCol w:w="9648"/>
+        <w:gridCol w:w="9792"/>
       </w:tblGrid>
       <w:tr>
         <w:tc>
           <w:tcPr>
-            <w:tcW w:type="dxa" w:w="9648"/>
+            <w:tcW w:type="dxa" w:w="9792"/>
             <w:tcBorders>
               <w:top w:val="single" w:color="D9D5C8" w:sz="4"/>
               <w:left w:val="single" w:color="D9D5C8" w:sz="4"/>
@@ -9723,7 +9723,7 @@
     </w:p>
     <w:tbl>
       <w:tblPr>
-        <w:tblW w:type="dxa" w:w="9648"/>
+        <w:tblW w:type="dxa" w:w="9792"/>
         <w:tblBorders>
           <w:top w:val="single" w:color="auto" w:sz="4"/>
           <w:left w:val="single" w:color="auto" w:sz="4"/>
@@ -9734,8 +9734,8 @@
         </w:tblBorders>
       </w:tblPr>
       <w:tblGrid>
-        <w:gridCol w:w="2800"/>
-        <w:gridCol w:w="6848"/>
+        <w:gridCol w:w="2842"/>
+        <w:gridCol w:w="6950"/>
       </w:tblGrid>
       <w:tr>
         <w:trPr>
@@ -9743,7 +9743,7 @@
         </w:trPr>
         <w:tc>
           <w:tcPr>
-            <w:tcW w:type="dxa" w:w="2800"/>
+            <w:tcW w:type="dxa" w:w="2842"/>
             <w:tcBorders>
               <w:top w:val="single" w:color="D9D5C8" w:sz="4"/>
               <w:left w:val="single" w:color="D9D5C8" w:sz="4"/>
@@ -9779,7 +9779,7 @@
         </w:tc>
         <w:tc>
           <w:tcPr>
-            <w:tcW w:type="dxa" w:w="6848"/>
+            <w:tcW w:type="dxa" w:w="6950"/>
             <w:tcBorders>
               <w:top w:val="single" w:color="D9D5C8" w:sz="4"/>
               <w:left w:val="single" w:color="D9D5C8" w:sz="4"/>
@@ -9817,7 +9817,7 @@
       <w:tr>
         <w:tc>
           <w:tcPr>
-            <w:tcW w:type="dxa" w:w="2800"/>
+            <w:tcW w:type="dxa" w:w="2842"/>
             <w:tcBorders>
               <w:top w:val="single" w:color="D9D5C8" w:sz="4"/>
               <w:left w:val="single" w:color="D9D5C8" w:sz="4"/>
@@ -9852,7 +9852,7 @@
         </w:tc>
         <w:tc>
           <w:tcPr>
-            <w:tcW w:type="dxa" w:w="6848"/>
+            <w:tcW w:type="dxa" w:w="6950"/>
             <w:tcBorders>
               <w:top w:val="single" w:color="D9D5C8" w:sz="4"/>
               <w:left w:val="single" w:color="D9D5C8" w:sz="4"/>
@@ -9909,7 +9909,7 @@
     </w:p>
     <w:tbl>
       <w:tblPr>
-        <w:tblW w:type="dxa" w:w="9648"/>
+        <w:tblW w:type="dxa" w:w="9792"/>
         <w:tblBorders>
           <w:top w:val="single" w:color="auto" w:sz="4"/>
           <w:left w:val="single" w:color="auto" w:sz="4"/>
@@ -9920,8 +9920,8 @@
         </w:tblBorders>
       </w:tblPr>
       <w:tblGrid>
-        <w:gridCol w:w="2800"/>
-        <w:gridCol w:w="6848"/>
+        <w:gridCol w:w="2842"/>
+        <w:gridCol w:w="6950"/>
       </w:tblGrid>
       <w:tr>
         <w:trPr>
@@ -9929,7 +9929,7 @@
         </w:trPr>
         <w:tc>
           <w:tcPr>
-            <w:tcW w:type="dxa" w:w="2800"/>
+            <w:tcW w:type="dxa" w:w="2842"/>
             <w:tcBorders>
               <w:top w:val="single" w:color="D9D5C8" w:sz="4"/>
               <w:left w:val="single" w:color="D9D5C8" w:sz="4"/>
@@ -9965,7 +9965,7 @@
         </w:tc>
         <w:tc>
           <w:tcPr>
-            <w:tcW w:type="dxa" w:w="6848"/>
+            <w:tcW w:type="dxa" w:w="6950"/>
             <w:tcBorders>
               <w:top w:val="single" w:color="D9D5C8" w:sz="4"/>
               <w:left w:val="single" w:color="D9D5C8" w:sz="4"/>
@@ -10003,7 +10003,7 @@
       <w:tr>
         <w:tc>
           <w:tcPr>
-            <w:tcW w:type="dxa" w:w="2800"/>
+            <w:tcW w:type="dxa" w:w="2842"/>
             <w:tcBorders>
               <w:top w:val="single" w:color="D9D5C8" w:sz="4"/>
               <w:left w:val="single" w:color="D9D5C8" w:sz="4"/>
@@ -10038,7 +10038,7 @@
         </w:tc>
         <w:tc>
           <w:tcPr>
-            <w:tcW w:type="dxa" w:w="6848"/>
+            <w:tcW w:type="dxa" w:w="6950"/>
             <w:tcBorders>
               <w:top w:val="single" w:color="D9D5C8" w:sz="4"/>
               <w:left w:val="single" w:color="D9D5C8" w:sz="4"/>
@@ -10095,7 +10095,7 @@
     </w:p>
     <w:tbl>
       <w:tblPr>
-        <w:tblW w:type="dxa" w:w="9648"/>
+        <w:tblW w:type="dxa" w:w="9792"/>
         <w:tblBorders>
           <w:top w:val="single" w:color="auto" w:sz="4"/>
           <w:left w:val="single" w:color="auto" w:sz="4"/>
@@ -10106,8 +10106,8 @@
         </w:tblBorders>
       </w:tblPr>
       <w:tblGrid>
-        <w:gridCol w:w="2800"/>
-        <w:gridCol w:w="6848"/>
+        <w:gridCol w:w="2842"/>
+        <w:gridCol w:w="6950"/>
       </w:tblGrid>
       <w:tr>
         <w:trPr>
@@ -10115,7 +10115,7 @@
         </w:trPr>
         <w:tc>
           <w:tcPr>
-            <w:tcW w:type="dxa" w:w="2800"/>
+            <w:tcW w:type="dxa" w:w="2842"/>
             <w:tcBorders>
               <w:top w:val="single" w:color="D9D5C8" w:sz="4"/>
               <w:left w:val="single" w:color="D9D5C8" w:sz="4"/>
@@ -10151,7 +10151,7 @@
         </w:tc>
         <w:tc>
           <w:tcPr>
-            <w:tcW w:type="dxa" w:w="6848"/>
+            <w:tcW w:type="dxa" w:w="6950"/>
             <w:tcBorders>
               <w:top w:val="single" w:color="D9D5C8" w:sz="4"/>
               <w:left w:val="single" w:color="D9D5C8" w:sz="4"/>
@@ -10189,7 +10189,7 @@
       <w:tr>
         <w:tc>
           <w:tcPr>
-            <w:tcW w:type="dxa" w:w="2800"/>
+            <w:tcW w:type="dxa" w:w="2842"/>
             <w:tcBorders>
               <w:top w:val="single" w:color="D9D5C8" w:sz="4"/>
               <w:left w:val="single" w:color="D9D5C8" w:sz="4"/>
@@ -10224,7 +10224,7 @@
         </w:tc>
         <w:tc>
           <w:tcPr>
-            <w:tcW w:type="dxa" w:w="6848"/>
+            <w:tcW w:type="dxa" w:w="6950"/>
             <w:tcBorders>
               <w:top w:val="single" w:color="D9D5C8" w:sz="4"/>
               <w:left w:val="single" w:color="D9D5C8" w:sz="4"/>
@@ -10261,7 +10261,7 @@
       <w:tr>
         <w:tc>
           <w:tcPr>
-            <w:tcW w:type="dxa" w:w="2800"/>
+            <w:tcW w:type="dxa" w:w="2842"/>
             <w:tcBorders>
               <w:top w:val="single" w:color="D9D5C8" w:sz="4"/>
               <w:left w:val="single" w:color="D9D5C8" w:sz="4"/>
@@ -10296,7 +10296,7 @@
         </w:tc>
         <w:tc>
           <w:tcPr>
-            <w:tcW w:type="dxa" w:w="6848"/>
+            <w:tcW w:type="dxa" w:w="6950"/>
             <w:tcBorders>
               <w:top w:val="single" w:color="D9D5C8" w:sz="4"/>
               <w:left w:val="single" w:color="D9D5C8" w:sz="4"/>
@@ -10353,7 +10353,7 @@
     </w:p>
     <w:tbl>
       <w:tblPr>
-        <w:tblW w:type="dxa" w:w="9648"/>
+        <w:tblW w:type="dxa" w:w="9792"/>
         <w:tblBorders>
           <w:top w:val="single" w:color="auto" w:sz="4"/>
           <w:left w:val="single" w:color="auto" w:sz="4"/>
@@ -10364,8 +10364,8 @@
         </w:tblBorders>
       </w:tblPr>
       <w:tblGrid>
-        <w:gridCol w:w="2800"/>
-        <w:gridCol w:w="6848"/>
+        <w:gridCol w:w="2842"/>
+        <w:gridCol w:w="6950"/>
       </w:tblGrid>
       <w:tr>
         <w:trPr>
@@ -10373,7 +10373,7 @@
         </w:trPr>
         <w:tc>
           <w:tcPr>
-            <w:tcW w:type="dxa" w:w="2800"/>
+            <w:tcW w:type="dxa" w:w="2842"/>
             <w:tcBorders>
               <w:top w:val="single" w:color="D9D5C8" w:sz="4"/>
               <w:left w:val="single" w:color="D9D5C8" w:sz="4"/>
@@ -10409,7 +10409,7 @@
         </w:tc>
         <w:tc>
           <w:tcPr>
-            <w:tcW w:type="dxa" w:w="6848"/>
+            <w:tcW w:type="dxa" w:w="6950"/>
             <w:tcBorders>
               <w:top w:val="single" w:color="D9D5C8" w:sz="4"/>
               <w:left w:val="single" w:color="D9D5C8" w:sz="4"/>
@@ -10447,7 +10447,7 @@
       <w:tr>
         <w:tc>
           <w:tcPr>
-            <w:tcW w:type="dxa" w:w="2800"/>
+            <w:tcW w:type="dxa" w:w="2842"/>
             <w:tcBorders>
               <w:top w:val="single" w:color="D9D5C8" w:sz="4"/>
               <w:left w:val="single" w:color="D9D5C8" w:sz="4"/>
@@ -10482,7 +10482,7 @@
         </w:tc>
         <w:tc>
           <w:tcPr>
-            <w:tcW w:type="dxa" w:w="6848"/>
+            <w:tcW w:type="dxa" w:w="6950"/>
             <w:tcBorders>
               <w:top w:val="single" w:color="D9D5C8" w:sz="4"/>
               <w:left w:val="single" w:color="D9D5C8" w:sz="4"/>
@@ -10562,7 +10562,7 @@
     </w:p>
     <w:tbl>
       <w:tblPr>
-        <w:tblW w:type="dxa" w:w="9648"/>
+        <w:tblW w:type="dxa" w:w="9792"/>
         <w:tblBorders>
           <w:top w:val="single" w:color="auto" w:sz="4"/>
           <w:left w:val="single" w:color="auto" w:sz="4"/>
@@ -10573,9 +10573,9 @@
         </w:tblBorders>
       </w:tblPr>
       <w:tblGrid>
-        <w:gridCol w:w="800"/>
-        <w:gridCol w:w="1700"/>
-        <w:gridCol w:w="7148"/>
+        <w:gridCol w:w="812"/>
+        <w:gridCol w:w="1725"/>
+        <w:gridCol w:w="7255"/>
       </w:tblGrid>
       <w:tr>
         <w:trPr>
@@ -10583,7 +10583,7 @@
         </w:trPr>
         <w:tc>
           <w:tcPr>
-            <w:tcW w:type="dxa" w:w="800"/>
+            <w:tcW w:type="dxa" w:w="812"/>
             <w:tcBorders>
               <w:top w:val="single" w:color="D9D5C8" w:sz="4"/>
               <w:left w:val="single" w:color="D9D5C8" w:sz="4"/>
@@ -10619,7 +10619,7 @@
         </w:tc>
         <w:tc>
           <w:tcPr>
-            <w:tcW w:type="dxa" w:w="1700"/>
+            <w:tcW w:type="dxa" w:w="1725"/>
             <w:tcBorders>
               <w:top w:val="single" w:color="D9D5C8" w:sz="4"/>
               <w:left w:val="single" w:color="D9D5C8" w:sz="4"/>
@@ -10655,7 +10655,7 @@
         </w:tc>
         <w:tc>
           <w:tcPr>
-            <w:tcW w:type="dxa" w:w="7148"/>
+            <w:tcW w:type="dxa" w:w="7255"/>
             <w:tcBorders>
               <w:top w:val="single" w:color="D9D5C8" w:sz="4"/>
               <w:left w:val="single" w:color="D9D5C8" w:sz="4"/>
@@ -10693,7 +10693,7 @@
       <w:tr>
         <w:tc>
           <w:tcPr>
-            <w:tcW w:type="dxa" w:w="800"/>
+            <w:tcW w:type="dxa" w:w="812"/>
             <w:tcBorders>
               <w:top w:val="single" w:color="D9D5C8" w:sz="4"/>
               <w:left w:val="single" w:color="D9D5C8" w:sz="4"/>
@@ -10728,7 +10728,7 @@
         </w:tc>
         <w:tc>
           <w:tcPr>
-            <w:tcW w:type="dxa" w:w="1700"/>
+            <w:tcW w:type="dxa" w:w="1725"/>
             <w:tcBorders>
               <w:top w:val="single" w:color="D9D5C8" w:sz="4"/>
               <w:left w:val="single" w:color="D9D5C8" w:sz="4"/>
@@ -10763,7 +10763,7 @@
         </w:tc>
         <w:tc>
           <w:tcPr>
-            <w:tcW w:type="dxa" w:w="7148"/>
+            <w:tcW w:type="dxa" w:w="7255"/>
             <w:tcBorders>
               <w:top w:val="single" w:color="D9D5C8" w:sz="4"/>
               <w:left w:val="single" w:color="D9D5C8" w:sz="4"/>
@@ -10800,7 +10800,7 @@
       <w:tr>
         <w:tc>
           <w:tcPr>
-            <w:tcW w:type="dxa" w:w="800"/>
+            <w:tcW w:type="dxa" w:w="812"/>
             <w:tcBorders>
               <w:top w:val="single" w:color="D9D5C8" w:sz="4"/>
               <w:left w:val="single" w:color="D9D5C8" w:sz="4"/>
@@ -10835,7 +10835,7 @@
         </w:tc>
         <w:tc>
           <w:tcPr>
-            <w:tcW w:type="dxa" w:w="1700"/>
+            <w:tcW w:type="dxa" w:w="1725"/>
             <w:tcBorders>
               <w:top w:val="single" w:color="D9D5C8" w:sz="4"/>
               <w:left w:val="single" w:color="D9D5C8" w:sz="4"/>
@@ -10870,7 +10870,7 @@
         </w:tc>
         <w:tc>
           <w:tcPr>
-            <w:tcW w:type="dxa" w:w="7148"/>
+            <w:tcW w:type="dxa" w:w="7255"/>
             <w:tcBorders>
               <w:top w:val="single" w:color="D9D5C8" w:sz="4"/>
               <w:left w:val="single" w:color="D9D5C8" w:sz="4"/>
@@ -10907,7 +10907,7 @@
       <w:tr>
         <w:tc>
           <w:tcPr>
-            <w:tcW w:type="dxa" w:w="800"/>
+            <w:tcW w:type="dxa" w:w="812"/>
             <w:tcBorders>
               <w:top w:val="single" w:color="D9D5C8" w:sz="4"/>
               <w:left w:val="single" w:color="D9D5C8" w:sz="4"/>
@@ -10942,7 +10942,7 @@
         </w:tc>
         <w:tc>
           <w:tcPr>
-            <w:tcW w:type="dxa" w:w="1700"/>
+            <w:tcW w:type="dxa" w:w="1725"/>
             <w:tcBorders>
               <w:top w:val="single" w:color="D9D5C8" w:sz="4"/>
               <w:left w:val="single" w:color="D9D5C8" w:sz="4"/>
@@ -10977,7 +10977,7 @@
         </w:tc>
         <w:tc>
           <w:tcPr>
-            <w:tcW w:type="dxa" w:w="7148"/>
+            <w:tcW w:type="dxa" w:w="7255"/>
             <w:tcBorders>
               <w:top w:val="single" w:color="D9D5C8" w:sz="4"/>
               <w:left w:val="single" w:color="D9D5C8" w:sz="4"/>
@@ -11014,7 +11014,7 @@
       <w:tr>
         <w:tc>
           <w:tcPr>
-            <w:tcW w:type="dxa" w:w="800"/>
+            <w:tcW w:type="dxa" w:w="812"/>
             <w:tcBorders>
               <w:top w:val="single" w:color="D9D5C8" w:sz="4"/>
               <w:left w:val="single" w:color="D9D5C8" w:sz="4"/>
@@ -11049,7 +11049,7 @@
         </w:tc>
         <w:tc>
           <w:tcPr>
-            <w:tcW w:type="dxa" w:w="1700"/>
+            <w:tcW w:type="dxa" w:w="1725"/>
             <w:tcBorders>
               <w:top w:val="single" w:color="D9D5C8" w:sz="4"/>
               <w:left w:val="single" w:color="D9D5C8" w:sz="4"/>
@@ -11084,7 +11084,7 @@
         </w:tc>
         <w:tc>
           <w:tcPr>
-            <w:tcW w:type="dxa" w:w="7148"/>
+            <w:tcW w:type="dxa" w:w="7255"/>
             <w:tcBorders>
               <w:top w:val="single" w:color="D9D5C8" w:sz="4"/>
               <w:left w:val="single" w:color="D9D5C8" w:sz="4"/>
@@ -11121,7 +11121,7 @@
       <w:tr>
         <w:tc>
           <w:tcPr>
-            <w:tcW w:type="dxa" w:w="800"/>
+            <w:tcW w:type="dxa" w:w="812"/>
             <w:tcBorders>
               <w:top w:val="single" w:color="D9D5C8" w:sz="4"/>
               <w:left w:val="single" w:color="D9D5C8" w:sz="4"/>
@@ -11156,7 +11156,7 @@
         </w:tc>
         <w:tc>
           <w:tcPr>
-            <w:tcW w:type="dxa" w:w="1700"/>
+            <w:tcW w:type="dxa" w:w="1725"/>
             <w:tcBorders>
               <w:top w:val="single" w:color="D9D5C8" w:sz="4"/>
               <w:left w:val="single" w:color="D9D5C8" w:sz="4"/>
@@ -11191,7 +11191,7 @@
         </w:tc>
         <w:tc>
           <w:tcPr>
-            <w:tcW w:type="dxa" w:w="7148"/>
+            <w:tcW w:type="dxa" w:w="7255"/>
             <w:tcBorders>
               <w:top w:val="single" w:color="D9D5C8" w:sz="4"/>
               <w:left w:val="single" w:color="D9D5C8" w:sz="4"/>
@@ -11228,7 +11228,7 @@
       <w:tr>
         <w:tc>
           <w:tcPr>
-            <w:tcW w:type="dxa" w:w="800"/>
+            <w:tcW w:type="dxa" w:w="812"/>
             <w:tcBorders>
               <w:top w:val="single" w:color="D9D5C8" w:sz="4"/>
               <w:left w:val="single" w:color="D9D5C8" w:sz="4"/>
@@ -11263,7 +11263,7 @@
         </w:tc>
         <w:tc>
           <w:tcPr>
-            <w:tcW w:type="dxa" w:w="1700"/>
+            <w:tcW w:type="dxa" w:w="1725"/>
             <w:tcBorders>
               <w:top w:val="single" w:color="D9D5C8" w:sz="4"/>
               <w:left w:val="single" w:color="D9D5C8" w:sz="4"/>
@@ -11298,7 +11298,7 @@
         </w:tc>
         <w:tc>
           <w:tcPr>
-            <w:tcW w:type="dxa" w:w="7148"/>
+            <w:tcW w:type="dxa" w:w="7255"/>
             <w:tcBorders>
               <w:top w:val="single" w:color="D9D5C8" w:sz="4"/>
               <w:left w:val="single" w:color="D9D5C8" w:sz="4"/>
@@ -11396,7 +11396,7 @@
     </w:p>
     <w:tbl>
       <w:tblPr>
-        <w:tblW w:type="dxa" w:w="9648"/>
+        <w:tblW w:type="dxa" w:w="9792"/>
         <w:tblBorders>
           <w:top w:val="single" w:color="auto" w:sz="4"/>
           <w:left w:val="single" w:color="auto" w:sz="4"/>
@@ -11407,11 +11407,11 @@
         </w:tblBorders>
       </w:tblPr>
       <w:tblGrid>
-        <w:gridCol w:w="900"/>
-        <w:gridCol w:w="1900"/>
-        <w:gridCol w:w="700"/>
-        <w:gridCol w:w="700"/>
-        <w:gridCol w:w="5448"/>
+        <w:gridCol w:w="913"/>
+        <w:gridCol w:w="1928"/>
+        <w:gridCol w:w="710"/>
+        <w:gridCol w:w="710"/>
+        <w:gridCol w:w="5531"/>
       </w:tblGrid>
       <w:tr>
         <w:trPr>
@@ -11419,7 +11419,7 @@
         </w:trPr>
         <w:tc>
           <w:tcPr>
-            <w:tcW w:type="dxa" w:w="900"/>
+            <w:tcW w:type="dxa" w:w="913"/>
             <w:tcBorders>
               <w:top w:val="single" w:color="D9D5C8" w:sz="4"/>
               <w:left w:val="single" w:color="D9D5C8" w:sz="4"/>
@@ -11455,7 +11455,7 @@
         </w:tc>
         <w:tc>
           <w:tcPr>
-            <w:tcW w:type="dxa" w:w="1900"/>
+            <w:tcW w:type="dxa" w:w="1928"/>
             <w:tcBorders>
               <w:top w:val="single" w:color="D9D5C8" w:sz="4"/>
               <w:left w:val="single" w:color="D9D5C8" w:sz="4"/>
@@ -11491,7 +11491,7 @@
         </w:tc>
         <w:tc>
           <w:tcPr>
-            <w:tcW w:type="dxa" w:w="700"/>
+            <w:tcW w:type="dxa" w:w="710"/>
             <w:tcBorders>
               <w:top w:val="single" w:color="D9D5C8" w:sz="4"/>
               <w:left w:val="single" w:color="D9D5C8" w:sz="4"/>
@@ -11527,7 +11527,7 @@
         </w:tc>
         <w:tc>
           <w:tcPr>
-            <w:tcW w:type="dxa" w:w="700"/>
+            <w:tcW w:type="dxa" w:w="710"/>
             <w:tcBorders>
               <w:top w:val="single" w:color="D9D5C8" w:sz="4"/>
               <w:left w:val="single" w:color="D9D5C8" w:sz="4"/>
@@ -11563,7 +11563,7 @@
         </w:tc>
         <w:tc>
           <w:tcPr>
-            <w:tcW w:type="dxa" w:w="5448"/>
+            <w:tcW w:type="dxa" w:w="5531"/>
             <w:tcBorders>
               <w:top w:val="single" w:color="D9D5C8" w:sz="4"/>
               <w:left w:val="single" w:color="D9D5C8" w:sz="4"/>
@@ -11603,7 +11603,7 @@
       <w:headerReference w:type="default" r:id="rId6"/>
       <w:footerReference w:type="default" r:id="rId7"/>
       <w:pgSz w:w="12240" w:h="15840" w:orient="portrait"/>
-      <w:pgMar w:top="1152" w:right="1296" w:bottom="1152" w:left="1296" w:header="720" w:footer="720" w:gutter="0"/>
+      <w:pgMar w:top="1152" w:right="1224" w:bottom="1152" w:left="1224" w:header="720" w:footer="720" w:gutter="0"/>
       <w:pgNumType/>
       <w:docGrid w:linePitch="360"/>
     </w:sectPr>
